--- a/templates/sk.docx
+++ b/templates/sk.docx
@@ -1,6 +1,6 @@
 
 <file path=word/document.xml><?xml version="1.0" encoding="utf-8"?>
-<w:document xmlns:wpc="http://schemas.microsoft.com/office/word/2010/wordprocessingCanvas" xmlns:cx="http://schemas.microsoft.com/office/drawing/2014/chartex" xmlns:cx1="http://schemas.microsoft.com/office/drawing/2015/9/8/chartex" xmlns:cx2="http://schemas.microsoft.com/office/drawing/2015/10/21/chartex" xmlns:cx3="http://schemas.microsoft.com/office/drawing/2016/5/9/chartex" xmlns:cx4="http://schemas.microsoft.com/office/drawing/2016/5/10/chartex" xmlns:cx5="http://schemas.microsoft.com/office/drawing/2016/5/11/chartex" xmlns:cx6="http://schemas.microsoft.com/office/drawing/2016/5/12/chartex" xmlns:cx7="http://schemas.microsoft.com/office/drawing/2016/5/13/chartex" xmlns:cx8="http://schemas.microsoft.com/office/drawing/2016/5/14/chartex" xmlns:mc="http://schemas.openxmlformats.org/markup-compatibility/2006" xmlns:aink="http://schemas.microsoft.com/office/drawing/2016/ink" xmlns:am3d="http://schemas.microsoft.com/office/drawing/2017/model3d" xmlns:o="urn:schemas-microsoft-com:office:office" xmlns:oel="http://schemas.microsoft.com/office/2019/extlst" xmlns:r="http://schemas.openxmlformats.org/officeDocument/2006/relationships" xmlns:m="http://schemas.openxmlformats.org/officeDocument/2006/math" xmlns:v="urn:schemas-microsoft-com:vml" xmlns:wp14="http://schemas.microsoft.com/office/word/2010/wordprocessingDrawing" xmlns:wp="http://schemas.openxmlformats.org/drawingml/2006/wordprocessingDrawing" xmlns:w10="urn:schemas-microsoft-com:office:word" xmlns:w="http://schemas.openxmlformats.org/wordprocessingml/2006/main" xmlns:w14="http://schemas.microsoft.com/office/word/2010/wordml" xmlns:w15="http://schemas.microsoft.com/office/word/2012/wordml" xmlns:w16cei="http://schemas.microsoft.com/office/word/2026/wordml/cei" xmlns:w16cex="http://schemas.microsoft.com/office/word/2018/wordml/cex" xmlns:w16cid="http://schemas.microsoft.com/office/word/2016/wordml/cid" xmlns:w16="http://schemas.microsoft.com/office/word/2018/wordml" xmlns:w16du="http://schemas.microsoft.com/office/word/2023/wordml/word16du" xmlns:w16sdtdh="http://schemas.microsoft.com/office/word/2020/wordml/sdtdatahash" xmlns:w16sdtfl="http://schemas.microsoft.com/office/word/2024/wordml/sdtformatlock" xmlns:w16se="http://schemas.microsoft.com/office/word/2015/wordml/symex" xmlns:wpg="http://schemas.microsoft.com/office/word/2010/wordprocessingGroup" xmlns:wpi="http://schemas.microsoft.com/office/word/2010/wordprocessingInk" xmlns:wne="http://schemas.microsoft.com/office/word/2006/wordml" xmlns:wps="http://schemas.microsoft.com/office/word/2010/wordprocessingShape" mc:Ignorable="w14 w15 w16se w16cid w16 w16cex w16sdtdh w16sdtfl w16du wp14">
+<w:document xmlns:wpc="http://schemas.microsoft.com/office/word/2010/wordprocessingCanvas" xmlns:cx="http://schemas.microsoft.com/office/drawing/2014/chartex" xmlns:cx1="http://schemas.microsoft.com/office/drawing/2015/9/8/chartex" xmlns:cx2="http://schemas.microsoft.com/office/drawing/2015/10/21/chartex" xmlns:cx3="http://schemas.microsoft.com/office/drawing/2016/5/9/chartex" xmlns:cx4="http://schemas.microsoft.com/office/drawing/2016/5/10/chartex" xmlns:cx5="http://schemas.microsoft.com/office/drawing/2016/5/11/chartex" xmlns:cx6="http://schemas.microsoft.com/office/drawing/2016/5/12/chartex" xmlns:cx7="http://schemas.microsoft.com/office/drawing/2016/5/13/chartex" xmlns:cx8="http://schemas.microsoft.com/office/drawing/2016/5/14/chartex" xmlns:mc="http://schemas.openxmlformats.org/markup-compatibility/2006" xmlns:aink="http://schemas.microsoft.com/office/drawing/2016/ink" xmlns:am3d="http://schemas.microsoft.com/office/drawing/2017/model3d" xmlns:o="urn:schemas-microsoft-com:office:office" xmlns:oel="http://schemas.microsoft.com/office/2019/extlst" xmlns:r="http://schemas.openxmlformats.org/officeDocument/2006/relationships" xmlns:m="http://schemas.openxmlformats.org/officeDocument/2006/math" xmlns:v="urn:schemas-microsoft-com:vml" xmlns:wp14="http://schemas.microsoft.com/office/word/2010/wordprocessingDrawing" xmlns:wp="http://schemas.openxmlformats.org/drawingml/2006/wordprocessingDrawing" xmlns:w10="urn:schemas-microsoft-com:office:word" xmlns:w="http://schemas.openxmlformats.org/wordprocessingml/2006/main" xmlns:w14="http://schemas.microsoft.com/office/word/2010/wordml" xmlns:w15="http://schemas.microsoft.com/office/word/2012/wordml" xmlns:w16cex="http://schemas.microsoft.com/office/word/2018/wordml/cex" xmlns:w16cid="http://schemas.microsoft.com/office/word/2016/wordml/cid" xmlns:w16="http://schemas.microsoft.com/office/word/2018/wordml" xmlns:w16du="http://schemas.microsoft.com/office/word/2023/wordml/word16du" xmlns:w16sdtdh="http://schemas.microsoft.com/office/word/2020/wordml/sdtdatahash" xmlns:w16sdtfl="http://schemas.microsoft.com/office/word/2024/wordml/sdtformatlock" xmlns:w16se="http://schemas.microsoft.com/office/word/2015/wordml/symex" xmlns:wpg="http://schemas.microsoft.com/office/word/2010/wordprocessingGroup" xmlns:wpi="http://schemas.microsoft.com/office/word/2010/wordprocessingInk" xmlns:wne="http://schemas.microsoft.com/office/word/2006/wordml" xmlns:wps="http://schemas.microsoft.com/office/word/2010/wordprocessingShape" mc:Ignorable="w14 w15 w16se w16cid w16 w16cex w16sdtdh w16sdtfl w16du wp14">
   <w:body>
     <w:tbl>
       <w:tblPr>
@@ -683,30 +683,6 @@
         </w:rPr>
         <w:t>NOMOR : {{nomor_sk}}</w:t>
       </w:r>
-      <w:r>
-        <w:rPr>
-          <w:rFonts w:ascii="Bookman Old Style" w:hAnsi="Bookman Old Style"/>
-          <w:bCs/>
-          <w:color w:val="000000"/>
-          <w:lang w:val="sv-SE"/>
-        </w:rPr>
-      </w:r>
-      <w:r>
-        <w:rPr>
-          <w:rFonts w:ascii="Bookman Old Style" w:hAnsi="Bookman Old Style"/>
-          <w:bCs/>
-          <w:color w:val="000000"/>
-          <w:lang w:val="sv-SE"/>
-        </w:rPr>
-      </w:r>
-      <w:r>
-        <w:rPr>
-          <w:rFonts w:ascii="Bookman Old Style" w:hAnsi="Bookman Old Style"/>
-          <w:bCs/>
-          <w:color w:val="FFFFFF" w:themeColor="background1"/>
-          <w:lang w:val="sv-SE"/>
-        </w:rPr>
-      </w:r>
     </w:p>
     <w:p>
       <w:pPr>
@@ -749,26 +725,7 @@
           <w:color w:val="000000"/>
           <w:lang w:val="sv-SE"/>
         </w:rPr>
-        <w:t>PEMBERIAN {{nama_hak_kapital}}</w:t>
-      </w:r>
-      <w:r>
-        <w:rPr>
-          <w:rFonts w:ascii="Bookman Old Style" w:hAnsi="Bookman Old Style"/>
-          <w:bCs/>
-          <w:caps/>
-          <w:color w:val="000000"/>
-          <w:lang w:val="sv-SE"/>
-        </w:rPr>
-      </w:r>
-      <w:r>
-        <w:rPr>
-          <w:rFonts w:ascii="Bookman Old Style" w:hAnsi="Bookman Old Style"/>
-          <w:bCs/>
-          <w:caps/>
-          <w:color w:val="000000"/>
-          <w:lang w:val="sv-SE"/>
-        </w:rPr>
-        <w:t xml:space="preserve"> ATAS NAMA </w:t>
+        <w:t xml:space="preserve">PEMBERIAN {{nama_hak_kapital}} ATAS NAMA </w:t>
       </w:r>
       <w:r>
         <w:rPr>
@@ -1355,24 +1312,6 @@
           <w:szCs w:val="22"/>
           <w:lang w:val="sv-SE"/>
         </w:rPr>
-      </w:r>
-      <w:r>
-        <w:rPr>
-          <w:rFonts w:ascii="Bookman Old Style" w:hAnsi="Bookman Old Style"/>
-          <w:color w:val="000000"/>
-          <w:sz w:val="22"/>
-          <w:szCs w:val="22"/>
-          <w:lang w:val="sv-SE"/>
-        </w:rPr>
-      </w:r>
-      <w:r>
-        <w:rPr>
-          <w:rFonts w:ascii="Bookman Old Style" w:hAnsi="Bookman Old Style"/>
-          <w:color w:val="000000"/>
-          <w:sz w:val="22"/>
-          <w:szCs w:val="22"/>
-          <w:lang w:val="sv-SE"/>
-        </w:rPr>
         <w:t xml:space="preserve"> </w:t>
       </w:r>
       <w:r>
@@ -1833,45 +1772,7 @@
           <w:szCs w:val="22"/>
           <w:lang w:val="sv-SE"/>
         </w:rPr>
-        <w:t>pemegang Kartu Tanda Penduduk NIK {{nik_penerima}}</w:t>
-      </w:r>
-      <w:r>
-        <w:rPr>
-          <w:rFonts w:ascii="Bookman Old Style" w:hAnsi="Bookman Old Style"/>
-          <w:color w:val="000000"/>
-          <w:sz w:val="22"/>
-          <w:szCs w:val="22"/>
-          <w:lang w:val="sv-SE"/>
-        </w:rPr>
-      </w:r>
-      <w:r>
-        <w:rPr>
-          <w:rFonts w:ascii="Bookman Old Style" w:hAnsi="Bookman Old Style"/>
-          <w:color w:val="000000"/>
-          <w:sz w:val="22"/>
-          <w:szCs w:val="22"/>
-          <w:lang w:val="sv-SE"/>
-        </w:rPr>
-        <w:t>, sehingga telah memenuhi syarat sebagai subjek {{nama_hak}}</w:t>
-      </w:r>
-      <w:r>
-        <w:rPr>
-          <w:rFonts w:ascii="Bookman Old Style" w:hAnsi="Bookman Old Style"/>
-          <w:color w:val="000000"/>
-          <w:sz w:val="22"/>
-          <w:szCs w:val="22"/>
-          <w:lang w:val="sv-SE"/>
-        </w:rPr>
-      </w:r>
-      <w:r>
-        <w:rPr>
-          <w:rFonts w:ascii="Bookman Old Style" w:hAnsi="Bookman Old Style"/>
-          <w:color w:val="000000"/>
-          <w:sz w:val="22"/>
-          <w:szCs w:val="22"/>
-          <w:lang w:val="sv-SE"/>
-        </w:rPr>
-        <w:t>;</w:t>
+        <w:t>pemegang Kartu Tanda Penduduk NIK {{nik_penerima}}, sehingga telah memenuhi syarat sebagai subjek {{nama_hak}};</w:t>
       </w:r>
     </w:p>
     <w:p>
@@ -1953,7 +1854,7 @@
           <w:szCs w:val="22"/>
           <w:lang w:val="sv-SE"/>
         </w:rPr>
-        <w:t xml:space="preserve">{{luas_teks}}</w:t>
+        <w:t>{{luas_teks}}</w:t>
       </w:r>
       <w:r>
         <w:rPr>
@@ -1973,79 +1874,192 @@
           <w:szCs w:val="22"/>
           <w:lang w:val="sv-SE"/>
         </w:rPr>
+        <w:t xml:space="preserve"> {{luas_terbilang}}</w:t>
+      </w:r>
+      <w:r>
+        <w:rPr>
+          <w:rFonts w:ascii="Bookman Old Style" w:hAnsi="Bookman Old Style"/>
+          <w:color w:val="000000"/>
+          <w:sz w:val="22"/>
+          <w:szCs w:val="22"/>
+          <w:lang w:val="sv-SE"/>
+        </w:rPr>
+        <w:t xml:space="preserve">terletak di </w:t>
+      </w:r>
+      <w:r>
+        <w:rPr>
+          <w:rFonts w:ascii="Bookman Old Style" w:hAnsi="Bookman Old Style"/>
+          <w:noProof/>
+          <w:color w:val="000000"/>
+          <w:sz w:val="22"/>
+          <w:szCs w:val="22"/>
+          <w:lang w:val="sv-SE"/>
+        </w:rPr>
+        <w:t>{{jenis_desa}}</w:t>
+      </w:r>
+      <w:r>
+        <w:rPr>
+          <w:rFonts w:ascii="Bookman Old Style" w:hAnsi="Bookman Old Style"/>
+          <w:color w:val="000000"/>
+          <w:sz w:val="22"/>
+          <w:szCs w:val="22"/>
+          <w:lang w:val="sv-SE"/>
+        </w:rPr>
         <w:t xml:space="preserve"> </w:t>
       </w:r>
       <w:r>
         <w:rPr>
           <w:rFonts w:ascii="Bookman Old Style" w:hAnsi="Bookman Old Style"/>
-          <w:color w:val="000000"/>
-          <w:sz w:val="22"/>
-          <w:szCs w:val="22"/>
-          <w:lang w:val="sv-SE"/>
-        </w:rPr>
-        <w:t xml:space="preserve">{{luas_terbilang}}</w:t>
-      </w:r>
-      <w:r>
-        <w:rPr>
-          <w:rFonts w:ascii="Bookman Old Style" w:hAnsi="Bookman Old Style"/>
-          <w:color w:val="000000"/>
-          <w:sz w:val="22"/>
-          <w:szCs w:val="22"/>
-          <w:lang w:val="sv-SE"/>
-        </w:rPr>
-        <w:t xml:space="preserve">terletak di </w:t>
-      </w:r>
-      <w:r>
-        <w:rPr>
-          <w:rFonts w:ascii="Bookman Old Style" w:hAnsi="Bookman Old Style"/>
           <w:noProof/>
           <w:color w:val="000000"/>
           <w:sz w:val="22"/>
           <w:szCs w:val="22"/>
-          <w:lang w:val="sv-SE"/>
-        </w:rPr>
-        <w:t xml:space="preserve">{{jenis_desa}}</w:t>
-      </w:r>
-      <w:r>
-        <w:rPr>
-          <w:rFonts w:ascii="Bookman Old Style" w:hAnsi="Bookman Old Style"/>
-          <w:color w:val="000000"/>
-          <w:sz w:val="22"/>
-          <w:szCs w:val="22"/>
-          <w:lang w:val="sv-SE"/>
+          <w:lang w:val="id-ID"/>
+        </w:rPr>
+        <w:t>{{nama_desa}}</w:t>
+      </w:r>
+      <w:r>
+        <w:rPr>
+          <w:rFonts w:ascii="Bookman Old Style" w:hAnsi="Bookman Old Style"/>
+          <w:color w:val="000000"/>
+          <w:sz w:val="22"/>
+          <w:szCs w:val="22"/>
+          <w:lang w:val="id-ID"/>
+        </w:rPr>
+        <w:t xml:space="preserve">, </w:t>
+      </w:r>
+      <w:r>
+        <w:rPr>
+          <w:rFonts w:ascii="Bookman Old Style" w:hAnsi="Bookman Old Style"/>
+          <w:color w:val="000000"/>
+          <w:sz w:val="22"/>
+          <w:szCs w:val="22"/>
+          <w:lang w:val="sv-SE"/>
+        </w:rPr>
+        <w:t xml:space="preserve">Kecamatan </w:t>
+      </w:r>
+      <w:r>
+        <w:rPr>
+          <w:rFonts w:ascii="Bookman Old Style" w:hAnsi="Bookman Old Style"/>
+          <w:noProof/>
+          <w:color w:val="000000"/>
+          <w:sz w:val="22"/>
+          <w:szCs w:val="22"/>
+          <w:lang w:val="id-ID"/>
+        </w:rPr>
+        <w:t>{{kecamatan}}</w:t>
+      </w:r>
+      <w:r>
+        <w:rPr>
+          <w:rFonts w:ascii="Bookman Old Style" w:hAnsi="Bookman Old Style"/>
+          <w:color w:val="000000"/>
+          <w:sz w:val="22"/>
+          <w:szCs w:val="22"/>
+          <w:lang w:val="id-ID"/>
+        </w:rPr>
+        <w:t>,</w:t>
+      </w:r>
+      <w:r>
+        <w:rPr>
+          <w:rFonts w:ascii="Bookman Old Style" w:hAnsi="Bookman Old Style"/>
+          <w:color w:val="000000"/>
+          <w:sz w:val="22"/>
+          <w:szCs w:val="22"/>
+          <w:lang w:val="sv-SE"/>
+        </w:rPr>
+        <w:t xml:space="preserve"> Kabupaten Bone Bolango</w:t>
+      </w:r>
+      <w:r>
+        <w:rPr>
+          <w:rFonts w:ascii="Bookman Old Style" w:hAnsi="Bookman Old Style"/>
+          <w:color w:val="000000"/>
+          <w:sz w:val="22"/>
+          <w:szCs w:val="22"/>
+          <w:lang w:val="id-ID"/>
+        </w:rPr>
+        <w:t>,</w:t>
+      </w:r>
+      <w:r>
+        <w:rPr>
+          <w:rFonts w:ascii="Bookman Old Style" w:hAnsi="Bookman Old Style"/>
+          <w:color w:val="000000"/>
+          <w:sz w:val="22"/>
+          <w:szCs w:val="22"/>
+          <w:lang w:val="sv-SE"/>
+        </w:rPr>
+        <w:t xml:space="preserve"> Provinsi Gorontalo</w:t>
+      </w:r>
+      <w:r>
+        <w:rPr>
+          <w:rFonts w:ascii="Bookman Old Style" w:hAnsi="Bookman Old Style"/>
+          <w:color w:val="000000"/>
+          <w:sz w:val="22"/>
+          <w:szCs w:val="22"/>
+          <w:lang w:val="sv-SE"/>
+        </w:rPr>
+        <w:t xml:space="preserve">, sebagaimana telah </w:t>
+      </w:r>
+      <w:r>
+        <w:rPr>
+          <w:rFonts w:ascii="Bookman Old Style" w:hAnsi="Bookman Old Style"/>
+          <w:color w:val="000000"/>
+          <w:sz w:val="22"/>
+          <w:szCs w:val="22"/>
+          <w:lang w:val="sv-SE"/>
+        </w:rPr>
+        <w:t xml:space="preserve">diuraikan dalam Peta Bidang Tanggal </w:t>
+      </w:r>
+      <w:r>
+        <w:rPr>
+          <w:rFonts w:ascii="Bookman Old Style" w:hAnsi="Bookman Old Style"/>
+          <w:noProof/>
+          <w:color w:val="000000"/>
+          <w:sz w:val="22"/>
+          <w:szCs w:val="22"/>
+          <w:lang w:val="id-ID"/>
+        </w:rPr>
+        <w:t>{{tanggal_pbt}}</w:t>
+      </w:r>
+      <w:r>
+        <w:rPr>
+          <w:rFonts w:ascii="Bookman Old Style" w:hAnsi="Bookman Old Style"/>
+          <w:color w:val="000000"/>
+          <w:sz w:val="22"/>
+          <w:szCs w:val="22"/>
+          <w:lang w:val="id-ID"/>
         </w:rPr>
         <w:t xml:space="preserve"> </w:t>
       </w:r>
       <w:r>
         <w:rPr>
           <w:rFonts w:ascii="Bookman Old Style" w:hAnsi="Bookman Old Style"/>
+          <w:color w:val="000000"/>
+          <w:sz w:val="22"/>
+          <w:szCs w:val="22"/>
+          <w:lang w:val="sv-SE"/>
+        </w:rPr>
+        <w:t xml:space="preserve">Nomor </w:t>
+      </w:r>
+      <w:r>
+        <w:rPr>
+          <w:rFonts w:ascii="Bookman Old Style" w:hAnsi="Bookman Old Style"/>
           <w:noProof/>
           <w:color w:val="000000"/>
           <w:sz w:val="22"/>
           <w:szCs w:val="22"/>
           <w:lang w:val="id-ID"/>
         </w:rPr>
-        <w:t xml:space="preserve">{{nama_desa}}</w:t>
-      </w:r>
-      <w:r>
-        <w:rPr>
-          <w:rFonts w:ascii="Bookman Old Style" w:hAnsi="Bookman Old Style"/>
-          <w:color w:val="000000"/>
-          <w:sz w:val="22"/>
-          <w:szCs w:val="22"/>
-          <w:lang w:val="id-ID"/>
-        </w:rPr>
-        <w:t xml:space="preserve">, </w:t>
-      </w:r>
-      <w:r>
-        <w:rPr>
-          <w:rFonts w:ascii="Bookman Old Style" w:hAnsi="Bookman Old Style"/>
-          <w:color w:val="000000"/>
-          <w:sz w:val="22"/>
-          <w:szCs w:val="22"/>
-          <w:lang w:val="sv-SE"/>
-        </w:rPr>
-        <w:t xml:space="preserve">Kecamatan </w:t>
+        <w:t>{{nomor_pbt}}</w:t>
+      </w:r>
+      <w:r>
+        <w:rPr>
+          <w:rFonts w:ascii="Bookman Old Style" w:hAnsi="Bookman Old Style"/>
+          <w:color w:val="000000"/>
+          <w:sz w:val="22"/>
+          <w:szCs w:val="22"/>
+          <w:lang w:val="sv-SE"/>
+        </w:rPr>
+        <w:t xml:space="preserve"> NIB. </w:t>
       </w:r>
       <w:r>
         <w:rPr>
@@ -2054,132 +2068,9 @@
           <w:color w:val="000000"/>
           <w:sz w:val="22"/>
           <w:szCs w:val="22"/>
-          <w:lang w:val="id-ID"/>
-        </w:rPr>
-        <w:t xml:space="preserve">{{kecamatan}}</w:t>
-      </w:r>
-      <w:r>
-        <w:rPr>
-          <w:rFonts w:ascii="Bookman Old Style" w:hAnsi="Bookman Old Style"/>
-          <w:color w:val="000000"/>
-          <w:sz w:val="22"/>
-          <w:szCs w:val="22"/>
-          <w:lang w:val="id-ID"/>
-        </w:rPr>
-        <w:t>,</w:t>
-      </w:r>
-      <w:r>
-        <w:rPr>
-          <w:rFonts w:ascii="Bookman Old Style" w:hAnsi="Bookman Old Style"/>
-          <w:color w:val="000000"/>
-          <w:sz w:val="22"/>
-          <w:szCs w:val="22"/>
-          <w:lang w:val="sv-SE"/>
-        </w:rPr>
-        <w:t xml:space="preserve"> Kabupaten Bone Bolango</w:t>
-      </w:r>
-      <w:r>
-        <w:rPr>
-          <w:rFonts w:ascii="Bookman Old Style" w:hAnsi="Bookman Old Style"/>
-          <w:color w:val="000000"/>
-          <w:sz w:val="22"/>
-          <w:szCs w:val="22"/>
-          <w:lang w:val="id-ID"/>
-        </w:rPr>
-        <w:t>,</w:t>
-      </w:r>
-      <w:r>
-        <w:rPr>
-          <w:rFonts w:ascii="Bookman Old Style" w:hAnsi="Bookman Old Style"/>
-          <w:color w:val="000000"/>
-          <w:sz w:val="22"/>
-          <w:szCs w:val="22"/>
-          <w:lang w:val="sv-SE"/>
-        </w:rPr>
-        <w:t xml:space="preserve"> Provinsi Gorontalo</w:t>
-      </w:r>
-      <w:r>
-        <w:rPr>
-          <w:rFonts w:ascii="Bookman Old Style" w:hAnsi="Bookman Old Style"/>
-          <w:color w:val="000000"/>
-          <w:sz w:val="22"/>
-          <w:szCs w:val="22"/>
-          <w:lang w:val="sv-SE"/>
-        </w:rPr>
-        <w:t xml:space="preserve">, sebagaimana telah </w:t>
-      </w:r>
-      <w:r>
-        <w:rPr>
-          <w:rFonts w:ascii="Bookman Old Style" w:hAnsi="Bookman Old Style"/>
-          <w:color w:val="000000"/>
-          <w:sz w:val="22"/>
-          <w:szCs w:val="22"/>
-          <w:lang w:val="sv-SE"/>
-        </w:rPr>
-        <w:t xml:space="preserve">diuraikan dalam Peta Bidang Tanggal </w:t>
-      </w:r>
-      <w:r>
-        <w:rPr>
-          <w:rFonts w:ascii="Bookman Old Style" w:hAnsi="Bookman Old Style"/>
-          <w:noProof/>
-          <w:color w:val="000000"/>
-          <w:sz w:val="22"/>
-          <w:szCs w:val="22"/>
-          <w:lang w:val="id-ID"/>
-        </w:rPr>
-        <w:t xml:space="preserve">{{tanggal_pbt}}</w:t>
-      </w:r>
-      <w:r>
-        <w:rPr>
-          <w:rFonts w:ascii="Bookman Old Style" w:hAnsi="Bookman Old Style"/>
-          <w:color w:val="000000"/>
-          <w:sz w:val="22"/>
-          <w:szCs w:val="22"/>
-          <w:lang w:val="id-ID"/>
-        </w:rPr>
-        <w:t xml:space="preserve"> </w:t>
-      </w:r>
-      <w:r>
-        <w:rPr>
-          <w:rFonts w:ascii="Bookman Old Style" w:hAnsi="Bookman Old Style"/>
-          <w:color w:val="000000"/>
-          <w:sz w:val="22"/>
-          <w:szCs w:val="22"/>
-          <w:lang w:val="sv-SE"/>
-        </w:rPr>
-        <w:t xml:space="preserve">Nomor </w:t>
-      </w:r>
-      <w:r>
-        <w:rPr>
-          <w:rFonts w:ascii="Bookman Old Style" w:hAnsi="Bookman Old Style"/>
-          <w:noProof/>
-          <w:color w:val="000000"/>
-          <w:sz w:val="22"/>
-          <w:szCs w:val="22"/>
-          <w:lang w:val="id-ID"/>
-        </w:rPr>
-        <w:t xml:space="preserve">{{nomor_pbt}}</w:t>
-      </w:r>
-      <w:r>
-        <w:rPr>
-          <w:rFonts w:ascii="Bookman Old Style" w:hAnsi="Bookman Old Style"/>
-          <w:color w:val="000000"/>
-          <w:sz w:val="22"/>
-          <w:szCs w:val="22"/>
-          <w:lang w:val="sv-SE"/>
-        </w:rPr>
-        <w:t xml:space="preserve"> NIB. </w:t>
-      </w:r>
-      <w:r>
-        <w:rPr>
-          <w:rFonts w:ascii="Bookman Old Style" w:hAnsi="Bookman Old Style"/>
-          <w:noProof/>
-          <w:color w:val="000000"/>
-          <w:sz w:val="22"/>
-          <w:szCs w:val="22"/>
-          <w:lang w:val="sv-SE"/>
-        </w:rPr>
-        <w:t xml:space="preserve">{{nib}}</w:t>
+          <w:lang w:val="sv-SE"/>
+        </w:rPr>
+        <w:t>{{nib}}</w:t>
       </w:r>
       <w:r>
         <w:rPr>
@@ -2291,7 +2182,7 @@
           <w:szCs w:val="22"/>
           <w:lang w:val="sv-SE"/>
         </w:rPr>
-        <w:t xml:space="preserve">{{tgl_risalah}}</w:t>
+        <w:t>{{tgl_risalah}}</w:t>
       </w:r>
       <w:r>
         <w:rPr>
@@ -2312,7 +2203,7 @@
           <w:szCs w:val="22"/>
           <w:lang w:val="sv-SE"/>
         </w:rPr>
-        <w:t xml:space="preserve">{{nomor_risalah}}</w:t>
+        <w:t>{{nomor_risalah}}</w:t>
       </w:r>
       <w:r>
         <w:rPr>
@@ -2377,14 +2268,6 @@
       </w:pPr>
       <w:r>
         <w:rPr>
-          <w:rFonts w:ascii="Bookman Old Style" w:hAnsi="Bookman Old Style"/>
-          <w:noProof/>
-          <w:color w:val="000000"/>
-          <w:lang w:val="sv-SE"/>
-        </w:rPr>
-      </w:r>
-      <w:r>
-        <w:rPr>
           <w:rFonts w:ascii="Bookman Old Style" w:hAnsi="Bookman Old Style" w:cs="Arial"/>
           <w:noProof/>
           <w:lang w:val="sv-SE"/>
@@ -2401,8 +2284,6 @@
         <w:t>{{*riwayat._akhir}}</w:t>
       </w:r>
     </w:p>
-    <w:bookmarkStart w:id="2" w:name="_Hlk93928925"/>
-    <w:bookmarkStart w:id="3" w:name="_Hlk93922807"/>
     <w:p>
       <w:pPr>
         <w:pStyle w:val="ListParagraph"/>
@@ -2668,6 +2549,7 @@
           <w:rFonts w:ascii="Bookman Old Style" w:hAnsi="Bookman Old Style" w:cs="Arial"/>
           <w:lang w:val="sv-SE"/>
         </w:rPr>
+        <w:lastRenderedPageBreak/>
         <w:t xml:space="preserve">Sehingga penggunaan tanahnya untuk </w:t>
       </w:r>
       <w:r>
@@ -2749,7 +2631,7 @@
           <w:szCs w:val="20"/>
           <w:lang w:val="id-ID"/>
         </w:rPr>
-        <w:t xml:space="preserve">{{selisih_teks}}</w:t>
+        <w:t>{{selisih_teks}}</w:t>
       </w:r>
       <w:r>
         <w:rPr>
@@ -2787,20 +2669,7 @@
           <w:rFonts w:ascii="Bookman Old Style" w:hAnsi="Bookman Old Style" w:cs="Arial"/>
           <w:lang w:val="id-ID"/>
         </w:rPr>
-        <w:t>erkesimpulan permohonan tersebut dapat dipertimbangkan untuk diberikan {{nama_hak}}</w:t>
-      </w:r>
-      <w:r>
-        <w:rPr>
-          <w:rFonts w:ascii="Bookman Old Style" w:hAnsi="Bookman Old Style" w:cs="Arial"/>
-          <w:lang w:val="id-ID"/>
-        </w:rPr>
-      </w:r>
-      <w:r>
-        <w:rPr>
-          <w:rFonts w:ascii="Bookman Old Style" w:hAnsi="Bookman Old Style" w:cs="Arial"/>
-          <w:lang w:val="id-ID"/>
-        </w:rPr>
-        <w:t xml:space="preserve"> kepada </w:t>
+        <w:t xml:space="preserve">erkesimpulan permohonan tersebut dapat dipertimbangkan untuk diberikan {{nama_hak}} kepada </w:t>
       </w:r>
       <w:r>
         <w:rPr>
@@ -2842,6 +2711,7 @@
       <w:r>
         <w:rPr>
           <w:rFonts w:ascii="Bookman Old Style" w:hAnsi="Bookman Old Style" w:cs="Arial"/>
+          <w:lang w:val="id-ID"/>
         </w:rPr>
         <w:t>{{luas_terbilang}}</w:t>
       </w:r>
@@ -2880,7 +2750,7 @@
           <w:lang w:val="id-ID"/>
         </w:rPr>
       </w:pPr>
-      <w:bookmarkStart w:id="5" w:name="_Hlk135404992"/>
+      <w:bookmarkStart w:id="2" w:name="_Hlk135404992"/>
       <w:r>
         <w:rPr>
           <w:rFonts w:ascii="Bookman Old Style" w:hAnsi="Bookman Old Style"/>
@@ -2901,7 +2771,7 @@
         </w:rPr>
         <w:t xml:space="preserve">ahwa berdasarkan </w:t>
       </w:r>
-      <w:bookmarkStart w:id="6" w:name="_Hlk127962564"/>
+      <w:bookmarkStart w:id="3" w:name="_Hlk127962564"/>
       <w:r>
         <w:rPr>
           <w:rFonts w:ascii="Bookman Old Style" w:hAnsi="Bookman Old Style" w:cs="Arial"/>
@@ -2931,7 +2801,7 @@
         </w:rPr>
         <w:t xml:space="preserve"> Hubungan Keuangan antara Pemerintah Pusat dan Pemerintah Daerah</w:t>
       </w:r>
-      <w:bookmarkEnd w:id="6"/>
+      <w:bookmarkEnd w:id="3"/>
       <w:r>
         <w:rPr>
           <w:rFonts w:ascii="Bookman Old Style" w:hAnsi="Bookman Old Style"/>
@@ -2979,7 +2849,7 @@
         </w:rPr>
         <w:t>;</w:t>
       </w:r>
-      <w:bookmarkEnd w:id="5"/>
+      <w:bookmarkEnd w:id="2"/>
     </w:p>
     <w:p>
       <w:pPr>
@@ -3138,7 +3008,17 @@
                                 <w:lang w:val="sv-SE"/>
                               </w:rPr>
                               <w:tab/>
-                              <w:t xml:space="preserve">  :</w:t>
+                              <w:t xml:space="preserve">  </w:t>
+                            </w:r>
+                            <w:r>
+                              <w:rPr>
+                                <w:rFonts w:ascii="Bookman Old Style" w:hAnsi="Bookman Old Style"/>
+                                <w:color w:val="000000"/>
+                                <w:sz w:val="22"/>
+                                <w:szCs w:val="22"/>
+                                <w:lang w:val="sv-SE"/>
+                              </w:rPr>
+                              <w:t>:</w:t>
                             </w:r>
                           </w:p>
                         </w:txbxContent>
@@ -3160,7 +3040,7 @@
           </mc:Choice>
           <mc:Fallback>
             <w:pict>
-              <v:shape w14:anchorId="5EA329F7" id="_x0000_s1032" type="#_x0000_t202" style="position:absolute;left:0;text-align:left;margin-left:-19.2pt;margin-top:8.4pt;width:101.5pt;height:32.25pt;z-index:251677184;visibility:visible;mso-wrap-style:square;mso-width-percent:0;mso-height-percent:0;mso-wrap-distance-left:9pt;mso-wrap-distance-top:0;mso-wrap-distance-right:9pt;mso-wrap-distance-bottom:0;mso-position-horizontal:absolute;mso-position-horizontal-relative:text;mso-position-vertical:absolute;mso-position-vertical-relative:text;mso-width-percent:0;mso-height-percent:0;mso-width-relative:page;mso-height-relative:page;v-text-anchor:top" o:gfxdata="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" strokecolor="white">
+              <v:shape w14:anchorId="5EA329F7" id="_x0000_s1030" type="#_x0000_t202" style="position:absolute;left:0;text-align:left;margin-left:-19.2pt;margin-top:8.4pt;width:101.5pt;height:32.25pt;z-index:251677184;visibility:visible;mso-wrap-style:square;mso-width-percent:0;mso-height-percent:0;mso-wrap-distance-left:9pt;mso-wrap-distance-top:0;mso-wrap-distance-right:9pt;mso-wrap-distance-bottom:0;mso-position-horizontal:absolute;mso-position-horizontal-relative:text;mso-position-vertical:absolute;mso-position-vertical-relative:text;mso-width-percent:0;mso-height-percent:0;mso-width-relative:page;mso-height-relative:page;v-text-anchor:top" o:gfxdata="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" strokecolor="white">
                 <v:textbox>
                   <w:txbxContent>
                     <w:p>
@@ -3193,7 +3073,17 @@
                           <w:lang w:val="sv-SE"/>
                         </w:rPr>
                         <w:tab/>
-                        <w:t xml:space="preserve">  :</w:t>
+                        <w:t xml:space="preserve">  </w:t>
+                      </w:r>
+                      <w:r>
+                        <w:rPr>
+                          <w:rFonts w:ascii="Bookman Old Style" w:hAnsi="Bookman Old Style"/>
+                          <w:color w:val="000000"/>
+                          <w:sz w:val="22"/>
+                          <w:szCs w:val="22"/>
+                          <w:lang w:val="sv-SE"/>
+                        </w:rPr>
+                        <w:t>:</w:t>
                       </w:r>
                     </w:p>
                   </w:txbxContent>
@@ -3253,7 +3143,7 @@
           <w:szCs w:val="22"/>
         </w:rPr>
       </w:pPr>
-      <w:bookmarkStart w:id="7" w:name="_Hlk135039348"/>
+      <w:bookmarkStart w:id="4" w:name="_Hlk135039348"/>
       <w:proofErr w:type="spellStart"/>
       <w:r>
         <w:rPr>
@@ -3344,7 +3234,7 @@
         </w:rPr>
         <w:t xml:space="preserve"> Ruang;</w:t>
       </w:r>
-      <w:bookmarkEnd w:id="7"/>
+      <w:bookmarkEnd w:id="4"/>
     </w:p>
     <w:p>
       <w:pPr>
@@ -4472,7 +4362,7 @@
           </mc:Choice>
           <mc:Fallback>
             <w:pict>
-              <v:shape w14:anchorId="544C719A" id="_x0000_s1033" type="#_x0000_t202" style="position:absolute;left:0;text-align:left;margin-left:366.4pt;margin-top:36.45pt;width:111.6pt;height:110.6pt;z-index:-251645440;visibility:visible;mso-wrap-style:square;mso-width-percent:0;mso-height-percent:200;mso-wrap-distance-left:9pt;mso-wrap-distance-top:3.6pt;mso-wrap-distance-right:9pt;mso-wrap-distance-bottom:3.6pt;mso-position-horizontal:absolute;mso-position-horizontal-relative:margin;mso-position-vertical:absolute;mso-position-vertical-relative:text;mso-width-percent:0;mso-height-percent:200;mso-width-relative:margin;mso-height-relative:margin;v-text-anchor:top" o:gfxdata="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" strokecolor="white [3212]">
+              <v:shape w14:anchorId="544C719A" id="Text Box 2" o:spid="_x0000_s1031" type="#_x0000_t202" style="position:absolute;left:0;text-align:left;margin-left:366.4pt;margin-top:36.45pt;width:111.6pt;height:110.6pt;z-index:-251645440;visibility:visible;mso-wrap-style:square;mso-width-percent:0;mso-height-percent:200;mso-wrap-distance-left:9pt;mso-wrap-distance-top:3.6pt;mso-wrap-distance-right:9pt;mso-wrap-distance-bottom:3.6pt;mso-position-horizontal:absolute;mso-position-horizontal-relative:margin;mso-position-vertical:absolute;mso-position-vertical-relative:text;mso-width-percent:0;mso-height-percent:200;mso-width-relative:margin;mso-height-relative:margin;v-text-anchor:top" o:gfxdata="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" strokecolor="white [3212]">
                 <v:textbox style="mso-fit-shape-to-text:t">
                   <w:txbxContent>
                     <w:p>
@@ -4720,7 +4610,6 @@
           <w:szCs w:val="22"/>
           <w:lang w:val="sv-SE"/>
         </w:rPr>
-        <w:lastRenderedPageBreak/>
         <w:t xml:space="preserve">Peraturan Presiden R.I. Nomor </w:t>
       </w:r>
       <w:r>
@@ -4949,7 +4838,17 @@
           <w:szCs w:val="22"/>
           <w:lang w:val="sv-SE"/>
         </w:rPr>
-        <w:t>Peraturan Menteri Negara Agraria/Kepala Badan Pertanahan Nasional Nomor 3 Tahun 1997 tentang Ketentuan Pelaksanaan Peraturan Pemerintah Nomor 24 Tahun 1997 tentang Pendaftaran Tanah sebagaimana telah beberapa kali diubah terakhir dengan Peraturan Menteri Agraria dan Tata Ruang/Kepala Badan Pertanahan Nasional Nomor 16 Tahun 2021 tentang Perubahan Ketiga Atas Peraturan Menteri Negara Agraria/Kepala Badan Pertanahan Nasional Nomor 3 Tahun 1997 tentang Ketentuan Pelaksanaan Peraturan Pemerintah Nomor 24 Tahun 1997 tentang Pendaftaran Tanah;</w:t>
+        <w:t xml:space="preserve">Peraturan Menteri Negara Agraria/Kepala Badan Pertanahan Nasional Nomor 3 Tahun 1997 tentang Ketentuan Pelaksanaan </w:t>
+      </w:r>
+      <w:r>
+        <w:rPr>
+          <w:rFonts w:ascii="Bookman Old Style" w:hAnsi="Bookman Old Style" w:cs="Arial"/>
+          <w:sz w:val="22"/>
+          <w:szCs w:val="22"/>
+          <w:lang w:val="sv-SE"/>
+        </w:rPr>
+        <w:lastRenderedPageBreak/>
+        <w:t>Peraturan Pemerintah Nomor 24 Tahun 1997 tentang Pendaftaran Tanah sebagaimana telah beberapa kali diubah terakhir dengan Peraturan Menteri Agraria dan Tata Ruang/Kepala Badan Pertanahan Nasional Nomor 16 Tahun 2021 tentang Perubahan Ketiga Atas Peraturan Menteri Negara Agraria/Kepala Badan Pertanahan Nasional Nomor 3 Tahun 1997 tentang Ketentuan Pelaksanaan Peraturan Pemerintah Nomor 24 Tahun 1997 tentang Pendaftaran Tanah;</w:t>
       </w:r>
     </w:p>
     <w:p>
@@ -5589,409 +5488,24 @@
     </w:p>
     <w:p>
       <w:pPr>
+        <w:pStyle w:val="ListParagraph"/>
         <w:numPr>
           <w:ilvl w:val="0"/>
           <w:numId w:val="2"/>
         </w:numPr>
-        <w:tabs>
-          <w:tab w:val="left" w:pos="1080"/>
-          <w:tab w:val="left" w:pos="1980"/>
-        </w:tabs>
-        <w:spacing w:line="276" w:lineRule="auto"/>
         <w:ind w:hanging="540"/>
         <w:jc w:val="both"/>
         <w:rPr>
-          <w:rFonts w:ascii="Bookman Old Style" w:hAnsi="Bookman Old Style" w:cs="Arial"/>
-          <w:lang w:val="sv-SE"/>
-        </w:rPr>
-      </w:pPr>
-      <w:r>
-        <w:rPr>
-          <w:rFonts w:ascii="Bookman Old Style" w:hAnsi="Bookman Old Style" w:cs="Arial"/>
-          <w:sz w:val="22"/>
-          <w:szCs w:val="22"/>
-          <w:lang w:val="sv-SE"/>
-        </w:rPr>
-        <w:t xml:space="preserve">Keputusan Kepala Kantor Pertanahan Kabupaten Bone Bolango Nomor: </w:t>
-      </w:r>
-      <w:r>
-        <w:rPr>
-          <w:rFonts w:ascii="Bookman Old Style" w:hAnsi="Bookman Old Style" w:cs="Arial"/>
-          <w:sz w:val="22"/>
-          <w:szCs w:val="22"/>
-          <w:lang w:val="sv-SE"/>
-        </w:rPr>
-        <w:t>117/SK-75.03.HP.01/VII/2026</w:t>
-      </w:r>
-      <w:r>
-        <w:rPr>
-          <w:rFonts w:ascii="Bookman Old Style" w:hAnsi="Bookman Old Style" w:cs="Arial"/>
-          <w:sz w:val="22"/>
-          <w:szCs w:val="22"/>
-          <w:lang w:val="sv-SE"/>
-        </w:rPr>
-        <w:t xml:space="preserve"> Tanggal </w:t>
-      </w:r>
-      <w:r>
-        <w:rPr>
-          <w:rFonts w:ascii="Bookman Old Style" w:hAnsi="Bookman Old Style" w:cs="Arial"/>
-          <w:sz w:val="22"/>
-          <w:szCs w:val="22"/>
-          <w:lang w:val="sv-SE"/>
-        </w:rPr>
-        <w:t>29</w:t>
-      </w:r>
-      <w:r>
-        <w:rPr>
-          <w:rFonts w:ascii="Bookman Old Style" w:hAnsi="Bookman Old Style" w:cs="Arial"/>
-          <w:sz w:val="22"/>
-          <w:szCs w:val="22"/>
-          <w:lang w:val="sv-SE"/>
-        </w:rPr>
-        <w:t xml:space="preserve"> </w:t>
-      </w:r>
-      <w:r>
-        <w:rPr>
-          <w:rFonts w:ascii="Bookman Old Style" w:hAnsi="Bookman Old Style" w:cs="Arial"/>
-          <w:sz w:val="22"/>
-          <w:szCs w:val="22"/>
-          <w:lang w:val="sv-SE"/>
-        </w:rPr>
-        <w:t>Juli</w:t>
-      </w:r>
-      <w:r>
-        <w:rPr>
-          <w:rFonts w:ascii="Bookman Old Style" w:hAnsi="Bookman Old Style" w:cs="Arial"/>
-          <w:sz w:val="22"/>
-          <w:szCs w:val="22"/>
-          <w:lang w:val="sv-SE"/>
-        </w:rPr>
-        <w:t xml:space="preserve"> 202</w:t>
-      </w:r>
-      <w:r>
-        <w:rPr>
-          <w:rFonts w:ascii="Bookman Old Style" w:hAnsi="Bookman Old Style" w:cs="Arial"/>
-          <w:sz w:val="22"/>
-          <w:szCs w:val="22"/>
-          <w:lang w:val="sv-SE"/>
-        </w:rPr>
-        <w:t>6</w:t>
-      </w:r>
-      <w:r>
-        <w:rPr>
-          <w:rFonts w:ascii="Bookman Old Style" w:hAnsi="Bookman Old Style" w:cs="Arial"/>
-          <w:sz w:val="22"/>
-          <w:szCs w:val="22"/>
-          <w:lang w:val="sv-SE"/>
-        </w:rPr>
-        <w:t xml:space="preserve"> Tentang </w:t>
-      </w:r>
-      <w:r>
-        <w:rPr>
-          <w:rFonts w:ascii="Bookman Old Style" w:hAnsi="Bookman Old Style" w:cs="Arial"/>
-          <w:sz w:val="22"/>
-          <w:szCs w:val="22"/>
-          <w:lang w:val="sv-SE"/>
-        </w:rPr>
-        <w:t>Perubahan Kedua Atas Keputusan Kepala Kantor Pertanahan Kabupaten Bone Bolango Nomor: 102/S</w:t>
-      </w:r>
-      <w:r>
-        <w:rPr>
-          <w:rFonts w:ascii="Bookman Old Style" w:hAnsi="Bookman Old Style" w:cs="Arial"/>
-          <w:sz w:val="22"/>
-          <w:szCs w:val="22"/>
-          <w:lang w:val="sv-SE"/>
-        </w:rPr>
-        <w:t>K</w:t>
-      </w:r>
-      <w:r>
-        <w:rPr>
-          <w:rFonts w:ascii="Bookman Old Style" w:hAnsi="Bookman Old Style" w:cs="Arial"/>
-          <w:sz w:val="22"/>
-          <w:szCs w:val="22"/>
-          <w:lang w:val="sv-SE"/>
-        </w:rPr>
-        <w:t>-75.03.H</w:t>
-      </w:r>
-      <w:r>
-        <w:rPr>
-          <w:rFonts w:ascii="Bookman Old Style" w:hAnsi="Bookman Old Style" w:cs="Arial"/>
-          <w:sz w:val="22"/>
-          <w:szCs w:val="22"/>
-          <w:lang w:val="sv-SE"/>
-        </w:rPr>
-        <w:t>P</w:t>
-      </w:r>
-      <w:r>
-        <w:rPr>
-          <w:rFonts w:ascii="Bookman Old Style" w:hAnsi="Bookman Old Style" w:cs="Arial"/>
-          <w:sz w:val="22"/>
-          <w:szCs w:val="22"/>
-          <w:lang w:val="sv-SE"/>
-        </w:rPr>
-        <w:t>.01/V</w:t>
-      </w:r>
-      <w:r>
-        <w:rPr>
-          <w:rFonts w:ascii="Bookman Old Style" w:hAnsi="Bookman Old Style" w:cs="Arial"/>
-          <w:sz w:val="22"/>
-          <w:szCs w:val="22"/>
-          <w:lang w:val="sv-SE"/>
-        </w:rPr>
-        <w:t>II</w:t>
-      </w:r>
-      <w:r>
-        <w:rPr>
-          <w:rFonts w:ascii="Bookman Old Style" w:hAnsi="Bookman Old Style" w:cs="Arial"/>
-          <w:sz w:val="22"/>
-          <w:szCs w:val="22"/>
-          <w:lang w:val="sv-SE"/>
-        </w:rPr>
-        <w:t>/2026 Tanggal 13 Juli 2026 Tentang Perubahan Atas Keputusan Kepala Kantor Pertanahan Kabupaten Bone Bolango Nomor: 02/S</w:t>
-      </w:r>
-      <w:r>
-        <w:rPr>
-          <w:rFonts w:ascii="Bookman Old Style" w:hAnsi="Bookman Old Style" w:cs="Arial"/>
-          <w:sz w:val="22"/>
-          <w:szCs w:val="22"/>
-          <w:lang w:val="sv-SE"/>
-        </w:rPr>
-        <w:t>K</w:t>
-      </w:r>
-      <w:r>
-        <w:rPr>
-          <w:rFonts w:ascii="Bookman Old Style" w:hAnsi="Bookman Old Style" w:cs="Arial"/>
-          <w:sz w:val="22"/>
-          <w:szCs w:val="22"/>
-          <w:lang w:val="sv-SE"/>
-        </w:rPr>
-        <w:t>-75.03.H</w:t>
-      </w:r>
-      <w:r>
-        <w:rPr>
-          <w:rFonts w:ascii="Bookman Old Style" w:hAnsi="Bookman Old Style" w:cs="Arial"/>
-          <w:sz w:val="22"/>
-          <w:szCs w:val="22"/>
-          <w:lang w:val="sv-SE"/>
-        </w:rPr>
-        <w:t>P</w:t>
-      </w:r>
-      <w:r>
-        <w:rPr>
-          <w:rFonts w:ascii="Bookman Old Style" w:hAnsi="Bookman Old Style" w:cs="Arial"/>
-          <w:sz w:val="22"/>
-          <w:szCs w:val="22"/>
-          <w:lang w:val="sv-SE"/>
-        </w:rPr>
-        <w:t>.01/I/2026 Tanggal 05 Januari 2026 Tentang Susunan Tim Panitia Pemeriksaan Tanah “A” (Panitia “A”)  Kantor Pertanahan Kabupaten Bone Bolango</w:t>
-      </w:r>
-      <w:r>
-        <w:rPr>
-          <w:rFonts w:ascii="Bookman Old Style" w:hAnsi="Bookman Old Style" w:cs="Arial"/>
-          <w:sz w:val="22"/>
-          <w:szCs w:val="22"/>
-          <w:lang w:val="sv-SE"/>
-        </w:rPr>
-        <w:t>.</w:t>
-      </w:r>
-    </w:p>
-    <w:p>
-      <w:pPr>
-        <w:tabs>
-          <w:tab w:val="left" w:pos="1080"/>
-          <w:tab w:val="left" w:pos="1980"/>
-        </w:tabs>
-        <w:spacing w:line="276" w:lineRule="auto"/>
-        <w:ind w:left="2340"/>
-        <w:jc w:val="both"/>
-        <w:rPr>
-          <w:rFonts w:ascii="Bookman Old Style" w:hAnsi="Bookman Old Style" w:cs="Arial"/>
-          <w:sz w:val="22"/>
-          <w:szCs w:val="22"/>
-          <w:lang w:val="sv-SE"/>
-        </w:rPr>
-      </w:pPr>
-    </w:p>
-    <w:p>
-      <w:pPr>
-        <w:tabs>
-          <w:tab w:val="left" w:pos="1080"/>
-          <w:tab w:val="left" w:pos="1980"/>
-        </w:tabs>
-        <w:spacing w:line="276" w:lineRule="auto"/>
-        <w:ind w:left="2340"/>
-        <w:jc w:val="both"/>
-        <w:rPr>
-          <w:rFonts w:ascii="Bookman Old Style" w:hAnsi="Bookman Old Style" w:cs="Arial"/>
-          <w:sz w:val="22"/>
-          <w:szCs w:val="22"/>
-          <w:lang w:val="sv-SE"/>
-        </w:rPr>
-      </w:pPr>
-    </w:p>
-    <w:p>
-      <w:pPr>
-        <w:tabs>
-          <w:tab w:val="left" w:pos="1080"/>
-          <w:tab w:val="left" w:pos="1980"/>
-        </w:tabs>
-        <w:spacing w:line="276" w:lineRule="auto"/>
-        <w:ind w:left="2340"/>
-        <w:jc w:val="both"/>
-        <w:rPr>
-          <w:rFonts w:ascii="Bookman Old Style" w:hAnsi="Bookman Old Style" w:cs="Arial"/>
-          <w:lang w:val="sv-SE"/>
-        </w:rPr>
-      </w:pPr>
-    </w:p>
-    <w:p>
-      <w:pPr>
-        <w:tabs>
-          <w:tab w:val="left" w:pos="1080"/>
-          <w:tab w:val="left" w:pos="1980"/>
-        </w:tabs>
-        <w:spacing w:line="276" w:lineRule="auto"/>
-        <w:ind w:left="2340"/>
-        <w:jc w:val="both"/>
-        <w:rPr>
-          <w:rFonts w:ascii="Bookman Old Style" w:hAnsi="Bookman Old Style" w:cs="Arial"/>
-          <w:lang w:val="sv-SE"/>
-        </w:rPr>
-      </w:pPr>
-      <w:r>
-        <w:rPr>
-          <w:rFonts w:ascii="Bookman Old Style" w:hAnsi="Bookman Old Style"/>
-          <w:noProof/>
-          <w:color w:val="000000"/>
-          <w:sz w:val="22"/>
-          <w:szCs w:val="22"/>
-          <w:lang w:val="sv-SE"/>
-        </w:rPr>
-        <mc:AlternateContent>
-          <mc:Choice Requires="wps">
-            <w:drawing>
-              <wp:anchor distT="45720" distB="45720" distL="114300" distR="114300" simplePos="0" relativeHeight="251668992" behindDoc="1" locked="0" layoutInCell="1" allowOverlap="1" wp14:anchorId="3EBACE39" wp14:editId="46A2503B">
-                <wp:simplePos x="0" y="0"/>
-                <wp:positionH relativeFrom="margin">
-                  <wp:posOffset>4495800</wp:posOffset>
-                </wp:positionH>
-                <wp:positionV relativeFrom="paragraph">
-                  <wp:posOffset>6350</wp:posOffset>
-                </wp:positionV>
-                <wp:extent cx="1584960" cy="1404620"/>
-                <wp:effectExtent l="0" t="0" r="15240" b="21590"/>
-                <wp:wrapNone/>
-                <wp:docPr id="1033922223" name="Text Box 2"/>
-                <wp:cNvGraphicFramePr>
-                  <a:graphicFrameLocks xmlns:a="http://schemas.openxmlformats.org/drawingml/2006/main"/>
-                </wp:cNvGraphicFramePr>
-                <a:graphic xmlns:a="http://schemas.openxmlformats.org/drawingml/2006/main">
-                  <a:graphicData uri="http://schemas.microsoft.com/office/word/2010/wordprocessingShape">
-                    <wps:wsp>
-                      <wps:cNvSpPr txBox="1">
-                        <a:spLocks noChangeArrowheads="1"/>
-                      </wps:cNvSpPr>
-                      <wps:spPr bwMode="auto">
-                        <a:xfrm>
-                          <a:off x="0" y="0"/>
-                          <a:ext cx="1584960" cy="1404620"/>
-                        </a:xfrm>
-                        <a:prstGeom prst="rect">
-                          <a:avLst/>
-                        </a:prstGeom>
-                        <a:solidFill>
-                          <a:srgbClr val="FFFFFF"/>
-                        </a:solidFill>
-                        <a:ln w="9525">
-                          <a:solidFill>
-                            <a:schemeClr val="bg1"/>
-                          </a:solidFill>
-                          <a:miter lim="800000"/>
-                          <a:headEnd/>
-                          <a:tailEnd/>
-                        </a:ln>
-                      </wps:spPr>
-                      <wps:txbx>
-                        <w:txbxContent>
-                          <w:p>
-                            <w:pPr>
-                              <w:rPr>
-                                <w:rFonts w:ascii="Bookman Old Style" w:hAnsi="Bookman Old Style"/>
-                                <w:sz w:val="22"/>
-                                <w:szCs w:val="22"/>
-                              </w:rPr>
-                            </w:pPr>
-                            <w:r>
-                              <w:rPr>
-                                <w:rFonts w:ascii="Bookman Old Style" w:hAnsi="Bookman Old Style"/>
-                                <w:sz w:val="22"/>
-                                <w:szCs w:val="22"/>
-                              </w:rPr>
-                              <w:t>MEMUTUSKAN</w:t>
-                            </w:r>
-                            <w:r>
-                              <w:rPr>
-                                <w:rFonts w:ascii="Bookman Old Style" w:hAnsi="Bookman Old Style"/>
-                                <w:sz w:val="22"/>
-                                <w:szCs w:val="22"/>
-                              </w:rPr>
-                              <w:t xml:space="preserve"> …</w:t>
-                            </w:r>
-                          </w:p>
-                        </w:txbxContent>
-                      </wps:txbx>
-                      <wps:bodyPr rot="0" vert="horz" wrap="square" lIns="91440" tIns="45720" rIns="91440" bIns="45720" anchor="t" anchorCtr="0">
-                        <a:spAutoFit/>
-                      </wps:bodyPr>
-                    </wps:wsp>
-                  </a:graphicData>
-                </a:graphic>
-                <wp14:sizeRelH relativeFrom="margin">
-                  <wp14:pctWidth>0</wp14:pctWidth>
-                </wp14:sizeRelH>
-                <wp14:sizeRelV relativeFrom="margin">
-                  <wp14:pctHeight>20000</wp14:pctHeight>
-                </wp14:sizeRelV>
-              </wp:anchor>
-            </w:drawing>
-          </mc:Choice>
-          <mc:Fallback>
-            <w:pict>
-              <v:shape w14:anchorId="3EBACE39" id="_x0000_s1034" type="#_x0000_t202" style="position:absolute;left:0;text-align:left;margin-left:354pt;margin-top:.5pt;width:124.8pt;height:110.6pt;z-index:-251647488;visibility:visible;mso-wrap-style:square;mso-width-percent:0;mso-height-percent:200;mso-wrap-distance-left:9pt;mso-wrap-distance-top:3.6pt;mso-wrap-distance-right:9pt;mso-wrap-distance-bottom:3.6pt;mso-position-horizontal:absolute;mso-position-horizontal-relative:margin;mso-position-vertical:absolute;mso-position-vertical-relative:text;mso-width-percent:0;mso-height-percent:200;mso-width-relative:margin;mso-height-relative:margin;v-text-anchor:top" o:gfxdata="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" strokecolor="white [3212]">
-                <v:textbox style="mso-fit-shape-to-text:t">
-                  <w:txbxContent>
-                    <w:p>
-                      <w:pPr>
-                        <w:rPr>
-                          <w:rFonts w:ascii="Bookman Old Style" w:hAnsi="Bookman Old Style"/>
-                          <w:sz w:val="22"/>
-                          <w:szCs w:val="22"/>
-                        </w:rPr>
-                      </w:pPr>
-                      <w:r>
-                        <w:rPr>
-                          <w:rFonts w:ascii="Bookman Old Style" w:hAnsi="Bookman Old Style"/>
-                          <w:sz w:val="22"/>
-                          <w:szCs w:val="22"/>
-                        </w:rPr>
-                        <w:t>MEMUTUSKAN</w:t>
-                      </w:r>
-                      <w:r>
-                        <w:rPr>
-                          <w:rFonts w:ascii="Bookman Old Style" w:hAnsi="Bookman Old Style"/>
-                          <w:sz w:val="22"/>
-                          <w:szCs w:val="22"/>
-                        </w:rPr>
-                        <w:t xml:space="preserve"> …</w:t>
-                      </w:r>
-                    </w:p>
-                  </w:txbxContent>
-                </v:textbox>
-                <w10:wrap anchorx="margin"/>
-              </v:shape>
-            </w:pict>
-          </mc:Fallback>
-        </mc:AlternateContent>
+          <w:rFonts w:ascii="Bookman Old Style" w:eastAsia="Times New Roman" w:hAnsi="Bookman Old Style" w:cs="Arial"/>
+          <w:lang w:val="sv-SE"/>
+        </w:rPr>
+      </w:pPr>
+      <w:r>
+        <w:rPr>
+          <w:rFonts w:ascii="Bookman Old Style" w:eastAsia="Times New Roman" w:hAnsi="Bookman Old Style" w:cs="Arial"/>
+          <w:lang w:val="sv-SE"/>
+        </w:rPr>
+        <w:t>Keputusan Kepala Kantor Pertanahan Kabupaten Bone Bolango Nomor {{panitia_nomor_sk}} Tanggal {{panitia_tanggal_sk}} Tentang Perubahan Keempat Atas Keputusan Kepala Kantor Pertanahan Kabupaten Bone Bolango Nomor: 124/SK-75.03.HP.01/VIII/2026 14 Agustus 2026 Tentang Susunan Tim Panitia Pemeriksaan Tanah "A" (Panitia "A") Kantor Pertanahan Kabupaten Bone Bolango.</w:t>
       </w:r>
     </w:p>
     <w:p>
@@ -6015,7 +5529,6 @@
           <w:color w:val="000000"/>
           <w:lang w:val="sv-SE"/>
         </w:rPr>
-        <w:lastRenderedPageBreak/>
         <w:t>MEMUTUSKAN</w:t>
       </w:r>
       <w:r>
@@ -6136,16 +5649,6 @@
           <w:szCs w:val="22"/>
           <w:lang w:val="sv-SE"/>
         </w:rPr>
-      </w:r>
-      <w:r>
-        <w:rPr>
-          <w:rFonts w:ascii="Bookman Old Style" w:hAnsi="Bookman Old Style"/>
-          <w:caps/>
-          <w:color w:val="000000"/>
-          <w:sz w:val="22"/>
-          <w:szCs w:val="22"/>
-          <w:lang w:val="sv-SE"/>
-        </w:rPr>
         <w:t xml:space="preserve"> </w:t>
       </w:r>
       <w:r>
@@ -6251,6 +5754,7 @@
           <w:color w:val="000000"/>
           <w:sz w:val="22"/>
           <w:szCs w:val="22"/>
+          <w:lang w:val="sv-SE"/>
         </w:rPr>
         <w:t>{{luas_terbilang}}</w:t>
       </w:r>
@@ -6637,6 +6141,7 @@
           <w:szCs w:val="22"/>
           <w:lang w:val="id-ID"/>
         </w:rPr>
+        <w:lastRenderedPageBreak/>
         <w:t>{{luas_terbilang}}</w:t>
       </w:r>
       <w:r>
@@ -6921,26 +6426,7 @@
           <w:lang w:val="id-ID"/>
         </w:rPr>
         <w:tab/>
-        <w:t>Pemberian {{nama_hak}} sebagaimana</w:t>
-      </w:r>
-      <w:r>
-        <w:rPr>
-          <w:rFonts w:ascii="Bookman Old Style" w:hAnsi="Bookman Old Style"/>
-          <w:color w:val="000000"/>
-          <w:sz w:val="22"/>
-          <w:szCs w:val="22"/>
-          <w:lang w:val="id-ID"/>
-        </w:rPr>
-      </w:r>
-      <w:r>
-        <w:rPr>
-          <w:rFonts w:ascii="Bookman Old Style" w:hAnsi="Bookman Old Style"/>
-          <w:color w:val="000000"/>
-          <w:sz w:val="22"/>
-          <w:szCs w:val="22"/>
-          <w:lang w:val="id-ID"/>
-        </w:rPr>
-        <w:t xml:space="preserve"> dimaksud dalam Diktum KESATU Keputusan ini disertai syarat dan ketentuan sebagai berikut:</w:t>
+        <w:t>Pemberian {{nama_hak}} sebagaimana dimaksud dalam Diktum KESATU Keputusan ini disertai syarat dan ketentuan sebagai berikut:</w:t>
       </w:r>
       <w:r>
         <w:rPr>
@@ -7425,26 +6911,7 @@
           <w:szCs w:val="22"/>
           <w:lang w:val="sv-SE"/>
         </w:rPr>
-        <w:t>segala akibat yang timbul karena pemberian {{nama_hak}} ini</w:t>
-      </w:r>
-      <w:r>
-        <w:rPr>
-          <w:rFonts w:ascii="Bookman Old Style" w:hAnsi="Bookman Old Style"/>
-          <w:color w:val="000000"/>
-          <w:sz w:val="22"/>
-          <w:szCs w:val="22"/>
-          <w:lang w:val="sv-SE"/>
-        </w:rPr>
-      </w:r>
-      <w:r>
-        <w:rPr>
-          <w:rFonts w:ascii="Bookman Old Style" w:hAnsi="Bookman Old Style"/>
-          <w:color w:val="000000"/>
-          <w:sz w:val="22"/>
-          <w:szCs w:val="22"/>
-          <w:lang w:val="sv-SE"/>
-        </w:rPr>
-        <w:t>, termasuk tindakan penguasaan tanah serta penggunaan dan pemanfaatannya, menjadi tanggung jawab sepenuhnya dari penerima hak;</w:t>
+        <w:t>segala akibat yang timbul karena pemberian {{nama_hak}} ini, termasuk tindakan penguasaan tanah serta penggunaan dan pemanfaatannya, menjadi tanggung jawab sepenuhnya dari penerima hak;</w:t>
       </w:r>
     </w:p>
     <w:p>
@@ -7469,41 +6936,12 @@
       <w:r>
         <w:rPr>
           <w:rFonts w:ascii="Bookman Old Style" w:hAnsi="Bookman Old Style"/>
-          <w:noProof/>
-          <w:color w:val="000000"/>
-          <w:sz w:val="22"/>
-          <w:szCs w:val="22"/>
-          <w:lang w:val="sv-SE"/>
-        </w:rPr>
-      </w:r>
-      <w:r>
-        <w:rPr>
-          <w:rFonts w:ascii="Bookman Old Style" w:hAnsi="Bookman Old Style"/>
-          <w:color w:val="000000"/>
-          <w:sz w:val="22"/>
-          <w:szCs w:val="22"/>
-          <w:lang w:val="sv-SE"/>
-        </w:rPr>
-        <w:t>penerima hak diwajibkan untuk menyerahkan kembali tanah yang diberikan {{nama_hak}}</w:t>
-      </w:r>
-      <w:r>
-        <w:rPr>
-          <w:rFonts w:ascii="Bookman Old Style" w:hAnsi="Bookman Old Style"/>
-          <w:color w:val="000000"/>
-          <w:sz w:val="22"/>
-          <w:szCs w:val="22"/>
-          <w:lang w:val="sv-SE"/>
-        </w:rPr>
-      </w:r>
-      <w:r>
-        <w:rPr>
-          <w:rFonts w:ascii="Bookman Old Style" w:hAnsi="Bookman Old Style"/>
-          <w:color w:val="000000"/>
-          <w:sz w:val="22"/>
-          <w:szCs w:val="22"/>
-          <w:lang w:val="sv-SE"/>
-        </w:rPr>
-        <w:t xml:space="preserve"> kepada Negara setelah </w:t>
+          <w:color w:val="000000"/>
+          <w:sz w:val="22"/>
+          <w:szCs w:val="22"/>
+          <w:lang w:val="sv-SE"/>
+        </w:rPr>
+        <w:t xml:space="preserve">penerima hak diwajibkan untuk menyerahkan kembali tanah yang diberikan {{nama_hak}} kepada Negara setelah </w:t>
       </w:r>
       <w:r>
         <w:rPr>
@@ -7523,26 +6961,7 @@
           <w:szCs w:val="22"/>
           <w:lang w:val="sv-SE"/>
         </w:rPr>
-        <w:t xml:space="preserve"> tersebut hapus karena ketentuan peraturan perundang-undangan/hapus karena sebab lainnya, dan diwajibkan untuk menyerahkan Sertipikat {{nama_hak}}</w:t>
-      </w:r>
-      <w:r>
-        <w:rPr>
-          <w:rFonts w:ascii="Bookman Old Style" w:hAnsi="Bookman Old Style"/>
-          <w:color w:val="000000"/>
-          <w:sz w:val="22"/>
-          <w:szCs w:val="22"/>
-          <w:lang w:val="sv-SE"/>
-        </w:rPr>
-      </w:r>
-      <w:r>
-        <w:rPr>
-          <w:rFonts w:ascii="Bookman Old Style" w:hAnsi="Bookman Old Style"/>
-          <w:color w:val="000000"/>
-          <w:sz w:val="22"/>
-          <w:szCs w:val="22"/>
-          <w:lang w:val="sv-SE"/>
-        </w:rPr>
-        <w:t xml:space="preserve"> yang telah hapus kepada Menteri Agraria dan Tata Ruang/ Kepala Badan Pertanahan Nasional c.q. Kepala Kantor Pertanahan Kabupaten Bone Bolango;</w:t>
+        <w:t xml:space="preserve"> tersebut hapus karena ketentuan peraturan perundang-undangan/hapus karena sebab lainnya, dan diwajibkan untuk menyerahkan Sertipikat {{nama_hak}} yang telah hapus kepada Menteri Agraria dan Tata Ruang/ Kepala Badan Pertanahan Nasional c.q. Kepala Kantor Pertanahan Kabupaten Bone Bolango;</w:t>
       </w:r>
     </w:p>
     <w:p>
@@ -7572,7 +6991,6 @@
           <w:szCs w:val="22"/>
           <w:lang w:val="sv-SE"/>
         </w:rPr>
-        <w:lastRenderedPageBreak/>
         <w:t>Sehubungan dengan ketentuan</w:t>
       </w:r>
       <w:r>
@@ -7774,24 +7192,17 @@
           <w:szCs w:val="22"/>
           <w:lang w:val="sv-SE"/>
         </w:rPr>
-        <w:t>Apabila di atas bidang tanah yang diberikan {{nama_hak}}</w:t>
-      </w:r>
-      <w:r>
-        <w:rPr>
-          <w:rFonts w:ascii="Bookman Old Style" w:hAnsi="Bookman Old Style"/>
-          <w:sz w:val="22"/>
-          <w:szCs w:val="22"/>
-          <w:lang w:val="sv-SE"/>
-        </w:rPr>
-      </w:r>
-      <w:r>
-        <w:rPr>
-          <w:rFonts w:ascii="Bookman Old Style" w:hAnsi="Bookman Old Style"/>
-          <w:sz w:val="22"/>
-          <w:szCs w:val="22"/>
-          <w:lang w:val="sv-SE"/>
-        </w:rPr>
-        <w:t xml:space="preserve"> terdapat keberatan, permasalahan atau penguasaan dan/atau pemilikan pihak lain yang timbul di kemudian hari, maka penerima hak wajib menyelesaikan permasalahan tersebut sesuai dengan ketentuan peraturan perundang-undangan;</w:t>
+        <w:t xml:space="preserve">Apabila di atas bidang tanah yang diberikan {{nama_hak}} terdapat keberatan, permasalahan atau penguasaan dan/atau pemilikan pihak lain yang timbul di kemudian hari, maka penerima hak wajib </w:t>
+      </w:r>
+      <w:r>
+        <w:rPr>
+          <w:rFonts w:ascii="Bookman Old Style" w:hAnsi="Bookman Old Style"/>
+          <w:sz w:val="22"/>
+          <w:szCs w:val="22"/>
+          <w:lang w:val="sv-SE"/>
+        </w:rPr>
+        <w:lastRenderedPageBreak/>
+        <w:t>menyelesaikan permasalahan tersebut sesuai dengan ketentuan peraturan perundang-undangan;</w:t>
       </w:r>
     </w:p>
     <w:p>
@@ -7867,26 +7278,7 @@
           <w:szCs w:val="22"/>
           <w:lang w:val="sv-SE"/>
         </w:rPr>
-        <w:t>Untuk memperoleh tanda bukti hak atas tanah berupa Sertipikat {{nama_hak}}</w:t>
-      </w:r>
-      <w:r>
-        <w:rPr>
-          <w:rFonts w:ascii="Bookman Old Style" w:hAnsi="Bookman Old Style"/>
-          <w:color w:val="000000"/>
-          <w:sz w:val="22"/>
-          <w:szCs w:val="22"/>
-          <w:lang w:val="sv-SE"/>
-        </w:rPr>
-      </w:r>
-      <w:r>
-        <w:rPr>
-          <w:rFonts w:ascii="Bookman Old Style" w:hAnsi="Bookman Old Style"/>
-          <w:color w:val="000000"/>
-          <w:sz w:val="22"/>
-          <w:szCs w:val="22"/>
-          <w:lang w:val="sv-SE"/>
-        </w:rPr>
-        <w:t xml:space="preserve">, penerima hak diwajibkan mendaftarkan Keputusan ini dan membayar tarif pelayanan pendaftaran tanah pada Kantor Pertanahan Kabupaten Bone Bolango sesuai dengan ketentuan peraturan perundang-undangan, selambat-lambatnya dalam waktu </w:t>
+        <w:t xml:space="preserve">Untuk memperoleh tanda bukti hak atas tanah berupa Sertipikat {{nama_hak}}, penerima hak diwajibkan mendaftarkan Keputusan ini dan membayar tarif pelayanan pendaftaran tanah pada Kantor Pertanahan Kabupaten Bone Bolango sesuai dengan ketentuan peraturan perundang-undangan, selambat-lambatnya dalam waktu </w:t>
       </w:r>
       <w:r>
         <w:rPr>
@@ -8012,26 +7404,7 @@
           <w:szCs w:val="22"/>
           <w:lang w:val="sv-SE"/>
         </w:rPr>
-        <w:t>Pemberian {{nama_hak}} sebagaimana</w:t>
-      </w:r>
-      <w:r>
-        <w:rPr>
-          <w:rFonts w:ascii="Bookman Old Style" w:hAnsi="Bookman Old Style"/>
-          <w:color w:val="000000"/>
-          <w:sz w:val="22"/>
-          <w:szCs w:val="22"/>
-          <w:lang w:val="sv-SE"/>
-        </w:rPr>
-      </w:r>
-      <w:r>
-        <w:rPr>
-          <w:rFonts w:ascii="Bookman Old Style" w:hAnsi="Bookman Old Style"/>
-          <w:color w:val="000000"/>
-          <w:sz w:val="22"/>
-          <w:szCs w:val="22"/>
-          <w:lang w:val="sv-SE"/>
-        </w:rPr>
-        <w:t xml:space="preserve"> dimaksud dalam Diktum KE</w:t>
+        <w:t>Pemberian {{nama_hak}} sebagaimana dimaksud dalam Diktum KE</w:t>
       </w:r>
       <w:r>
         <w:rPr>
@@ -8521,26 +7894,7 @@
           <w:szCs w:val="22"/>
           <w:lang w:val="sv-SE"/>
         </w:rPr>
-        <w:t>Apabila di kemudian hari tanah yang diberikan {{nama_hak}}</w:t>
-      </w:r>
-      <w:r>
-        <w:rPr>
-          <w:rFonts w:ascii="Bookman Old Style" w:hAnsi="Bookman Old Style"/>
-          <w:color w:val="000000"/>
-          <w:sz w:val="22"/>
-          <w:szCs w:val="22"/>
-          <w:lang w:val="sv-SE"/>
-        </w:rPr>
-      </w:r>
-      <w:r>
-        <w:rPr>
-          <w:rFonts w:ascii="Bookman Old Style" w:hAnsi="Bookman Old Style"/>
-          <w:color w:val="000000"/>
-          <w:sz w:val="22"/>
-          <w:szCs w:val="22"/>
-          <w:lang w:val="sv-SE"/>
-        </w:rPr>
-        <w:t xml:space="preserve"> ini dipergunakan bagi pembangunan untuk kepentingan umum, maka penerima hak wajib menyerahkan hak atas tanahnya baik sebagian maupun seluruhnya kepada Negara sesuai dengan ketentuan peraturan perundang-undangan</w:t>
+        <w:t>Apabila di kemudian hari tanah yang diberikan {{nama_hak}} ini dipergunakan bagi pembangunan untuk kepentingan umum, maka penerima hak wajib menyerahkan hak atas tanahnya baik sebagian maupun seluruhnya kepada Negara sesuai dengan ketentuan peraturan perundang-undangan</w:t>
       </w:r>
       <w:r>
         <w:rPr>
@@ -8601,16 +7955,6 @@
       <w:r>
         <w:rPr>
           <w:rFonts w:ascii="Bookman Old Style" w:hAnsi="Bookman Old Style"/>
-          <w:noProof/>
-          <w:color w:val="000000"/>
-          <w:sz w:val="22"/>
-          <w:szCs w:val="22"/>
-          <w:lang w:val="sv-SE"/>
-        </w:rPr>
-      </w:r>
-      <w:r>
-        <w:rPr>
-          <w:rFonts w:ascii="Bookman Old Style" w:hAnsi="Bookman Old Style"/>
           <w:sz w:val="22"/>
           <w:szCs w:val="22"/>
           <w:lang w:val="sv-SE"/>
@@ -8646,36 +7990,7 @@
           <w:szCs w:val="22"/>
           <w:lang w:val="sv-SE"/>
         </w:rPr>
-        <w:t>Apabila di atas bidang tanah yang diberikan {{nama_hak}}</w:t>
-      </w:r>
-      <w:r>
-        <w:rPr>
-          <w:rFonts w:ascii="Bookman Old Style" w:hAnsi="Bookman Old Style"/>
-          <w:color w:val="000000"/>
-          <w:sz w:val="22"/>
-          <w:szCs w:val="22"/>
-          <w:lang w:val="sv-SE"/>
-        </w:rPr>
-      </w:r>
-      <w:r>
-        <w:rPr>
-          <w:rFonts w:ascii="Bookman Old Style" w:hAnsi="Bookman Old Style"/>
-          <w:color w:val="000000"/>
-          <w:sz w:val="22"/>
-          <w:szCs w:val="22"/>
-          <w:lang w:val="sv-SE"/>
-        </w:rPr>
-        <w:t xml:space="preserve"> terdapat aset Negara/Instansi Pemerintah/Badan Usaha Milik Negara/Badan Usaha Milik Daerah atau masuk kawasan hutan, maka hak yang akan terbit/lahir karena Keputusan ini atau hak yang terdapat </w:t>
-      </w:r>
-      <w:r>
-        <w:rPr>
-          <w:rFonts w:ascii="Bookman Old Style" w:hAnsi="Bookman Old Style"/>
-          <w:color w:val="000000"/>
-          <w:sz w:val="22"/>
-          <w:szCs w:val="22"/>
-          <w:lang w:val="sv-SE"/>
-        </w:rPr>
-        <w:t>dalam aset/kawasan hutan tersebut seketika terlepas/gugur menjadi Tanah Negara</w:t>
+        <w:t>Apabila di atas bidang tanah yang diberikan {{nama_hak}} terdapat aset Negara/Instansi Pemerintah/Badan Usaha Milik Negara/Badan Usaha Milik Daerah atau masuk kawasan hutan, maka hak yang akan terbit/lahir karena Keputusan ini atau hak yang terdapat dalam aset/kawasan hutan tersebut seketika terlepas/gugur menjadi Tanah Negara</w:t>
       </w:r>
       <w:r>
         <w:rPr>
@@ -8771,26 +8086,7 @@
           <w:szCs w:val="22"/>
           <w:lang w:val="sv-SE"/>
         </w:rPr>
-        <w:t>Menginstruksikan kepada kepala seksi penetapan hak dan pendaftaran untuk mencatat dalam Buku Tanah dan Sertipikat {{nama_hak}}</w:t>
-      </w:r>
-      <w:r>
-        <w:rPr>
-          <w:rFonts w:ascii="Bookman Old Style" w:hAnsi="Bookman Old Style"/>
-          <w:color w:val="000000"/>
-          <w:sz w:val="22"/>
-          <w:szCs w:val="22"/>
-          <w:lang w:val="sv-SE"/>
-        </w:rPr>
-      </w:r>
-      <w:r>
-        <w:rPr>
-          <w:rFonts w:ascii="Bookman Old Style" w:hAnsi="Bookman Old Style"/>
-          <w:color w:val="000000"/>
-          <w:sz w:val="22"/>
-          <w:szCs w:val="22"/>
-          <w:lang w:val="sv-SE"/>
-        </w:rPr>
-        <w:t xml:space="preserve"> mengenai ketentuan sebagaimana dimaksud dalam Diktum KEDUA, Diktum KETIGA, Diktum KEENAM dan Diktum KEDUABELAS Keputusan ini;</w:t>
+        <w:t>Menginstruksikan kepada kepala seksi penetapan hak dan pendaftaran untuk mencatat dalam Buku Tanah dan Sertipikat {{nama_hak}} mengenai ketentuan sebagaimana dimaksud dalam Diktum KEDUA, Diktum KETIGA, Diktum KEENAM dan Diktum KEDUABELAS Keputusan ini;</w:t>
       </w:r>
     </w:p>
     <w:p>
@@ -8894,26 +8190,7 @@
           <w:szCs w:val="22"/>
           <w:lang w:val="sv-SE"/>
         </w:rPr>
-        <w:t>Pemberian {{nama_hak}} sebagaimana</w:t>
-      </w:r>
-      <w:r>
-        <w:rPr>
-          <w:rFonts w:ascii="Bookman Old Style" w:hAnsi="Bookman Old Style"/>
-          <w:color w:val="000000"/>
-          <w:sz w:val="22"/>
-          <w:szCs w:val="22"/>
-          <w:lang w:val="sv-SE"/>
-        </w:rPr>
-      </w:r>
-      <w:r>
-        <w:rPr>
-          <w:rFonts w:ascii="Bookman Old Style" w:hAnsi="Bookman Old Style"/>
-          <w:color w:val="000000"/>
-          <w:sz w:val="22"/>
-          <w:szCs w:val="22"/>
-          <w:lang w:val="sv-SE"/>
-        </w:rPr>
-        <w:t xml:space="preserve"> dimaksud dalam Diktum KESATU Keputusan ini batal dengan sendirinya, apabila penerima hak tidak memenuhi ketentuan sebagaimana dimaksud dalam Diktum KELIMA Keputusan ini;</w:t>
+        <w:t>Pemberian {{nama_hak}} sebagaimana dimaksud dalam Diktum KESATU Keputusan ini batal dengan sendirinya, apabila penerima hak tidak memenuhi ketentuan sebagaimana dimaksud dalam Diktum KELIMA Keputusan ini;</w:t>
       </w:r>
     </w:p>
     <w:p>
@@ -9020,26 +8297,7 @@
           <w:szCs w:val="22"/>
           <w:lang w:val="sv-SE"/>
         </w:rPr>
-        <w:t>Segala sesuatu yang berhubungan dengan pemberian {{nama_hak}} ini</w:t>
-      </w:r>
-      <w:r>
-        <w:rPr>
-          <w:rFonts w:ascii="Bookman Old Style" w:hAnsi="Bookman Old Style"/>
-          <w:color w:val="000000"/>
-          <w:sz w:val="22"/>
-          <w:szCs w:val="22"/>
-          <w:lang w:val="sv-SE"/>
-        </w:rPr>
-      </w:r>
-      <w:r>
-        <w:rPr>
-          <w:rFonts w:ascii="Bookman Old Style" w:hAnsi="Bookman Old Style"/>
-          <w:color w:val="000000"/>
-          <w:sz w:val="22"/>
-          <w:szCs w:val="22"/>
-          <w:lang w:val="sv-SE"/>
-        </w:rPr>
-        <w:t>, penerima hak dianggap memilih domisili pada Kantor Pertanahan Kabupaten Bone Bolango</w:t>
+        <w:t>Segala sesuatu yang berhubungan dengan pemberian {{nama_hak}} ini, penerima hak dianggap memilih domisili pada Kantor Pertanahan Kabupaten Bone Bolango</w:t>
       </w:r>
       <w:r>
         <w:rPr>
@@ -9356,6 +8614,15 @@
           <w:rFonts w:ascii="Bookman Old Style" w:hAnsi="Bookman Old Style"/>
           <w:color w:val="000000"/>
           <w:sz w:val="22"/>
+          <w:lang w:val="it-IT"/>
+        </w:rPr>
+        <w:t xml:space="preserve">   : </w:t>
+      </w:r>
+      <w:r>
+        <w:rPr>
+          <w:rFonts w:ascii="Bookman Old Style" w:hAnsi="Bookman Old Style"/>
+          <w:color w:val="000000"/>
+          <w:sz w:val="22"/>
           <w:lang w:val="sv-SE"/>
         </w:rPr>
         <w:t>Suwawa</w:t>
@@ -9383,7 +8650,7 @@
           <w:sz w:val="22"/>
           <w:lang w:val="it-IT"/>
         </w:rPr>
-        <w:t>pada tanggal {{tgl_sk}}</w:t>
+        <w:t xml:space="preserve">pada tanggal </w:t>
       </w:r>
       <w:r>
         <w:rPr>
@@ -9392,6 +8659,7 @@
           <w:sz w:val="22"/>
           <w:lang w:val="it-IT"/>
         </w:rPr>
+        <w:t xml:space="preserve">     : </w:t>
       </w:r>
       <w:r>
         <w:rPr>
@@ -9400,62 +8668,7 @@
           <w:sz w:val="22"/>
           <w:lang w:val="it-IT"/>
         </w:rPr>
-      </w:r>
-      <w:r>
-        <w:rPr>
-          <w:rFonts w:ascii="Bookman Old Style" w:hAnsi="Bookman Old Style"/>
-          <w:color w:val="000000"/>
-          <w:sz w:val="22"/>
-          <w:lang w:val="it-IT"/>
-        </w:rPr>
-      </w:r>
-      <w:r>
-        <w:rPr>
-          <w:rFonts w:ascii="Bookman Old Style" w:hAnsi="Bookman Old Style"/>
-          <w:color w:val="000000"/>
-          <w:sz w:val="22"/>
-          <w:lang w:val="it-IT"/>
-        </w:rPr>
-      </w:r>
-      <w:r>
-        <w:rPr>
-          <w:rFonts w:ascii="Bookman Old Style" w:hAnsi="Bookman Old Style"/>
-          <w:color w:val="000000"/>
-          <w:sz w:val="22"/>
-          <w:lang w:val="it-IT"/>
-        </w:rPr>
-      </w:r>
-      <w:r>
-        <w:rPr>
-          <w:rFonts w:ascii="Bookman Old Style" w:hAnsi="Bookman Old Style"/>
-          <w:color w:val="000000"/>
-          <w:sz w:val="22"/>
-          <w:lang w:val="it-IT"/>
-        </w:rPr>
-      </w:r>
-      <w:r>
-        <w:rPr>
-          <w:rFonts w:ascii="Bookman Old Style" w:hAnsi="Bookman Old Style"/>
-          <w:color w:val="000000"/>
-          <w:sz w:val="22"/>
-          <w:lang w:val="it-IT"/>
-        </w:rPr>
-      </w:r>
-      <w:r>
-        <w:rPr>
-          <w:rFonts w:ascii="Bookman Old Style" w:hAnsi="Bookman Old Style"/>
-          <w:color w:val="000000"/>
-          <w:sz w:val="22"/>
-          <w:lang w:val="it-IT"/>
-        </w:rPr>
-      </w:r>
-      <w:r>
-        <w:rPr>
-          <w:rFonts w:ascii="Bookman Old Style" w:hAnsi="Bookman Old Style"/>
-          <w:color w:val="000000"/>
-          <w:sz w:val="22"/>
-          <w:lang w:val="it-IT"/>
-        </w:rPr>
+        <w:t>{{tgl_sk}}</w:t>
       </w:r>
     </w:p>
     <w:p>
@@ -9480,32 +8693,13 @@
           <w:tab w:val="left" w:pos="7200"/>
           <w:tab w:val="left" w:pos="7560"/>
         </w:tabs>
-        <w:ind w:left="4410"/>
         <w:jc w:val="both"/>
         <w:rPr>
           <w:rFonts w:ascii="Bookman Old Style" w:hAnsi="Bookman Old Style"/>
           <w:sz w:val="22"/>
-          <w:lang w:val="sv-SE"/>
-        </w:rPr>
-      </w:pPr>
-      <w:r>
-        <w:rPr>
-          <w:rFonts w:ascii="Bookman Old Style" w:hAnsi="Bookman Old Style"/>
-          <w:color w:val="000000"/>
-          <w:sz w:val="22"/>
           <w:lang w:val="it-IT"/>
         </w:rPr>
-        <w:t xml:space="preserve">{{?tgl_sk}} </w:t>
-      </w:r>
-      <w:r>
-        <w:rPr>
-          <w:rFonts w:ascii="Bookman Old Style" w:hAnsi="Bookman Old Style"/>
-          <w:color w:val="000000"/>
-          <w:sz w:val="22"/>
-          <w:lang w:val="it-IT"/>
-        </w:rPr>
-        <w:t xml:space="preserve">{{tgl_sk}}</w:t>
-      </w:r>
+      </w:pPr>
     </w:p>
     <w:p>
       <w:pPr>
@@ -9515,16 +8709,16 @@
           <w:rFonts w:ascii="Bookman Old Style" w:hAnsi="Bookman Old Style"/>
           <w:color w:val="000000"/>
           <w:sz w:val="22"/>
-          <w:lang w:val="sv-SE"/>
-        </w:rPr>
-      </w:pPr>
-      <w:bookmarkStart w:id="8" w:name="_Hlk147228091"/>
-      <w:r>
-        <w:rPr>
-          <w:rFonts w:ascii="Bookman Old Style" w:hAnsi="Bookman Old Style"/>
-          <w:color w:val="000000"/>
-          <w:sz w:val="22"/>
-          <w:lang w:val="sv-SE"/>
+          <w:lang w:val="it-IT"/>
+        </w:rPr>
+      </w:pPr>
+      <w:bookmarkStart w:id="5" w:name="_Hlk147228091"/>
+      <w:r>
+        <w:rPr>
+          <w:rFonts w:ascii="Bookman Old Style" w:hAnsi="Bookman Old Style"/>
+          <w:color w:val="000000"/>
+          <w:sz w:val="22"/>
+          <w:lang w:val="it-IT"/>
         </w:rPr>
         <w:t xml:space="preserve">KEPALA KANTOR PERTANAHAN </w:t>
       </w:r>
@@ -9545,7 +8739,7 @@
           <w:rFonts w:ascii="Bookman Old Style" w:hAnsi="Bookman Old Style"/>
           <w:color w:val="000000"/>
           <w:sz w:val="22"/>
-          <w:lang w:val="sv-SE"/>
+          <w:lang w:val="it-IT"/>
         </w:rPr>
         <w:t>KABUPATEN BONE BOLANGO</w:t>
       </w:r>
@@ -9580,18 +8774,16 @@
         </w:rPr>
       </w:pPr>
     </w:p>
-    <w:bookmarkEnd w:id="8"/>
-    <w:p>
-      <w:pPr>
-        <w:tabs>
-          <w:tab w:val="left" w:pos="1620"/>
-        </w:tabs>
-        <w:ind w:left="5040"/>
+    <w:bookmarkEnd w:id="5"/>
+    <w:p>
+      <w:pPr>
+        <w:ind w:left="4950"/>
         <w:rPr>
           <w:rFonts w:ascii="Bookman Old Style" w:hAnsi="Bookman Old Style"/>
           <w:bCs/>
           <w:color w:val="000000"/>
           <w:sz w:val="22"/>
+          <w:lang w:val="it-IT"/>
         </w:rPr>
       </w:pPr>
       <w:r>
@@ -9600,9 +8792,9 @@
           <w:bCs/>
           <w:color w:val="000000"/>
           <w:sz w:val="22"/>
-          <w:lang w:val="sv-SE"/>
-        </w:rPr>
-        <w:t xml:space="preserve">{{?pejabat_nama}}     </w:t>
+          <w:lang w:val="it-IT"/>
+        </w:rPr>
+        <w:t xml:space="preserve">       </w:t>
       </w:r>
       <w:r>
         <w:rPr>
@@ -9610,8 +8802,9 @@
           <w:bCs/>
           <w:color w:val="000000"/>
           <w:sz w:val="22"/>
-        </w:rPr>
-        <w:t>{{pejabat_nama}}</w:t>
+          <w:lang w:val="it-IT"/>
+        </w:rPr>
+        <w:t>ILKHAM MOODUTO, S.H</w:t>
       </w:r>
     </w:p>
     <w:p>
@@ -9643,7 +8836,17 @@
           <w:sz w:val="22"/>
           <w:lang w:val="es-ES"/>
         </w:rPr>
-        <w:t>NIP. {{pejabat_nip}}</w:t>
+        <w:t xml:space="preserve">NIP. </w:t>
+      </w:r>
+      <w:r>
+        <w:rPr>
+          <w:rFonts w:ascii="Bookman Old Style" w:hAnsi="Bookman Old Style"/>
+          <w:bCs/>
+          <w:color w:val="000000"/>
+          <w:sz w:val="22"/>
+          <w:lang w:val="es-ES"/>
+        </w:rPr>
+        <w:t>19821006 200604 1 002</w:t>
       </w:r>
     </w:p>
     <w:p>
@@ -9655,6 +8858,7 @@
           <w:i/>
           <w:color w:val="000000"/>
           <w:sz w:val="22"/>
+          <w:lang w:val="es-ES"/>
         </w:rPr>
       </w:pPr>
     </w:p>
@@ -10140,7 +9344,7 @@
 </file>
 
 <file path=word/endnotes.xml><?xml version="1.0" encoding="utf-8"?>
-<w:endnotes xmlns:wpc="http://schemas.microsoft.com/office/word/2010/wordprocessingCanvas" xmlns:cx="http://schemas.microsoft.com/office/drawing/2014/chartex" xmlns:cx1="http://schemas.microsoft.com/office/drawing/2015/9/8/chartex" xmlns:cx2="http://schemas.microsoft.com/office/drawing/2015/10/21/chartex" xmlns:cx3="http://schemas.microsoft.com/office/drawing/2016/5/9/chartex" xmlns:cx4="http://schemas.microsoft.com/office/drawing/2016/5/10/chartex" xmlns:cx5="http://schemas.microsoft.com/office/drawing/2016/5/11/chartex" xmlns:cx6="http://schemas.microsoft.com/office/drawing/2016/5/12/chartex" xmlns:cx7="http://schemas.microsoft.com/office/drawing/2016/5/13/chartex" xmlns:cx8="http://schemas.microsoft.com/office/drawing/2016/5/14/chartex" xmlns:mc="http://schemas.openxmlformats.org/markup-compatibility/2006" xmlns:aink="http://schemas.microsoft.com/office/drawing/2016/ink" xmlns:am3d="http://schemas.microsoft.com/office/drawing/2017/model3d" xmlns:o="urn:schemas-microsoft-com:office:office" xmlns:oel="http://schemas.microsoft.com/office/2019/extlst" xmlns:r="http://schemas.openxmlformats.org/officeDocument/2006/relationships" xmlns:m="http://schemas.openxmlformats.org/officeDocument/2006/math" xmlns:v="urn:schemas-microsoft-com:vml" xmlns:wp14="http://schemas.microsoft.com/office/word/2010/wordprocessingDrawing" xmlns:wp="http://schemas.openxmlformats.org/drawingml/2006/wordprocessingDrawing" xmlns:w10="urn:schemas-microsoft-com:office:word" xmlns:w="http://schemas.openxmlformats.org/wordprocessingml/2006/main" xmlns:w14="http://schemas.microsoft.com/office/word/2010/wordml" xmlns:w15="http://schemas.microsoft.com/office/word/2012/wordml" xmlns:w16cei="http://schemas.microsoft.com/office/word/2026/wordml/cei" xmlns:w16cex="http://schemas.microsoft.com/office/word/2018/wordml/cex" xmlns:w16cid="http://schemas.microsoft.com/office/word/2016/wordml/cid" xmlns:w16="http://schemas.microsoft.com/office/word/2018/wordml" xmlns:w16du="http://schemas.microsoft.com/office/word/2023/wordml/word16du" xmlns:w16sdtdh="http://schemas.microsoft.com/office/word/2020/wordml/sdtdatahash" xmlns:w16sdtfl="http://schemas.microsoft.com/office/word/2024/wordml/sdtformatlock" xmlns:w16se="http://schemas.microsoft.com/office/word/2015/wordml/symex" xmlns:wpg="http://schemas.microsoft.com/office/word/2010/wordprocessingGroup" xmlns:wpi="http://schemas.microsoft.com/office/word/2010/wordprocessingInk" xmlns:wne="http://schemas.microsoft.com/office/word/2006/wordml" xmlns:wps="http://schemas.microsoft.com/office/word/2010/wordprocessingShape" mc:Ignorable="w14 w15 w16se w16cid w16 w16cex w16sdtdh w16sdtfl w16du wp14">
+<w:endnotes xmlns:wpc="http://schemas.microsoft.com/office/word/2010/wordprocessingCanvas" xmlns:cx="http://schemas.microsoft.com/office/drawing/2014/chartex" xmlns:cx1="http://schemas.microsoft.com/office/drawing/2015/9/8/chartex" xmlns:cx2="http://schemas.microsoft.com/office/drawing/2015/10/21/chartex" xmlns:cx3="http://schemas.microsoft.com/office/drawing/2016/5/9/chartex" xmlns:cx4="http://schemas.microsoft.com/office/drawing/2016/5/10/chartex" xmlns:cx5="http://schemas.microsoft.com/office/drawing/2016/5/11/chartex" xmlns:cx6="http://schemas.microsoft.com/office/drawing/2016/5/12/chartex" xmlns:cx7="http://schemas.microsoft.com/office/drawing/2016/5/13/chartex" xmlns:cx8="http://schemas.microsoft.com/office/drawing/2016/5/14/chartex" xmlns:mc="http://schemas.openxmlformats.org/markup-compatibility/2006" xmlns:aink="http://schemas.microsoft.com/office/drawing/2016/ink" xmlns:am3d="http://schemas.microsoft.com/office/drawing/2017/model3d" xmlns:o="urn:schemas-microsoft-com:office:office" xmlns:oel="http://schemas.microsoft.com/office/2019/extlst" xmlns:r="http://schemas.openxmlformats.org/officeDocument/2006/relationships" xmlns:m="http://schemas.openxmlformats.org/officeDocument/2006/math" xmlns:v="urn:schemas-microsoft-com:vml" xmlns:wp14="http://schemas.microsoft.com/office/word/2010/wordprocessingDrawing" xmlns:wp="http://schemas.openxmlformats.org/drawingml/2006/wordprocessingDrawing" xmlns:w10="urn:schemas-microsoft-com:office:word" xmlns:w="http://schemas.openxmlformats.org/wordprocessingml/2006/main" xmlns:w14="http://schemas.microsoft.com/office/word/2010/wordml" xmlns:w15="http://schemas.microsoft.com/office/word/2012/wordml" xmlns:w16cex="http://schemas.microsoft.com/office/word/2018/wordml/cex" xmlns:w16cid="http://schemas.microsoft.com/office/word/2016/wordml/cid" xmlns:w16="http://schemas.microsoft.com/office/word/2018/wordml" xmlns:w16du="http://schemas.microsoft.com/office/word/2023/wordml/word16du" xmlns:w16sdtdh="http://schemas.microsoft.com/office/word/2020/wordml/sdtdatahash" xmlns:w16sdtfl="http://schemas.microsoft.com/office/word/2024/wordml/sdtformatlock" xmlns:w16se="http://schemas.microsoft.com/office/word/2015/wordml/symex" xmlns:wpg="http://schemas.microsoft.com/office/word/2010/wordprocessingGroup" xmlns:wpi="http://schemas.microsoft.com/office/word/2010/wordprocessingInk" xmlns:wne="http://schemas.microsoft.com/office/word/2006/wordml" xmlns:wps="http://schemas.microsoft.com/office/word/2010/wordprocessingShape" mc:Ignorable="w14 w15 w16se w16cid w16 w16cex w16sdtdh w16sdtfl w16du wp14">
   <w:endnote w:type="separator" w:id="-1">
     <w:p>
       <w:r>
@@ -10159,7 +9363,7 @@
 </file>
 
 <file path=word/footer1.xml><?xml version="1.0" encoding="utf-8"?>
-<w:ftr xmlns:wpc="http://schemas.microsoft.com/office/word/2010/wordprocessingCanvas" xmlns:cx="http://schemas.microsoft.com/office/drawing/2014/chartex" xmlns:cx1="http://schemas.microsoft.com/office/drawing/2015/9/8/chartex" xmlns:cx2="http://schemas.microsoft.com/office/drawing/2015/10/21/chartex" xmlns:cx3="http://schemas.microsoft.com/office/drawing/2016/5/9/chartex" xmlns:cx4="http://schemas.microsoft.com/office/drawing/2016/5/10/chartex" xmlns:cx5="http://schemas.microsoft.com/office/drawing/2016/5/11/chartex" xmlns:cx6="http://schemas.microsoft.com/office/drawing/2016/5/12/chartex" xmlns:cx7="http://schemas.microsoft.com/office/drawing/2016/5/13/chartex" xmlns:cx8="http://schemas.microsoft.com/office/drawing/2016/5/14/chartex" xmlns:mc="http://schemas.openxmlformats.org/markup-compatibility/2006" xmlns:aink="http://schemas.microsoft.com/office/drawing/2016/ink" xmlns:am3d="http://schemas.microsoft.com/office/drawing/2017/model3d" xmlns:o="urn:schemas-microsoft-com:office:office" xmlns:oel="http://schemas.microsoft.com/office/2019/extlst" xmlns:r="http://schemas.openxmlformats.org/officeDocument/2006/relationships" xmlns:m="http://schemas.openxmlformats.org/officeDocument/2006/math" xmlns:v="urn:schemas-microsoft-com:vml" xmlns:wp14="http://schemas.microsoft.com/office/word/2010/wordprocessingDrawing" xmlns:wp="http://schemas.openxmlformats.org/drawingml/2006/wordprocessingDrawing" xmlns:w10="urn:schemas-microsoft-com:office:word" xmlns:w="http://schemas.openxmlformats.org/wordprocessingml/2006/main" xmlns:w14="http://schemas.microsoft.com/office/word/2010/wordml" xmlns:w15="http://schemas.microsoft.com/office/word/2012/wordml" xmlns:w16cei="http://schemas.microsoft.com/office/word/2026/wordml/cei" xmlns:w16cex="http://schemas.microsoft.com/office/word/2018/wordml/cex" xmlns:w16cid="http://schemas.microsoft.com/office/word/2016/wordml/cid" xmlns:w16="http://schemas.microsoft.com/office/word/2018/wordml" xmlns:w16du="http://schemas.microsoft.com/office/word/2023/wordml/word16du" xmlns:w16sdtdh="http://schemas.microsoft.com/office/word/2020/wordml/sdtdatahash" xmlns:w16sdtfl="http://schemas.microsoft.com/office/word/2024/wordml/sdtformatlock" xmlns:w16se="http://schemas.microsoft.com/office/word/2015/wordml/symex" xmlns:wpg="http://schemas.microsoft.com/office/word/2010/wordprocessingGroup" xmlns:wpi="http://schemas.microsoft.com/office/word/2010/wordprocessingInk" xmlns:wne="http://schemas.microsoft.com/office/word/2006/wordml" xmlns:wps="http://schemas.microsoft.com/office/word/2010/wordprocessingShape" mc:Ignorable="w14 w15 w16se w16cid w16 w16cex w16sdtdh w16sdtfl w16du wp14">
+<w:ftr xmlns:wpc="http://schemas.microsoft.com/office/word/2010/wordprocessingCanvas" xmlns:cx="http://schemas.microsoft.com/office/drawing/2014/chartex" xmlns:cx1="http://schemas.microsoft.com/office/drawing/2015/9/8/chartex" xmlns:cx2="http://schemas.microsoft.com/office/drawing/2015/10/21/chartex" xmlns:cx3="http://schemas.microsoft.com/office/drawing/2016/5/9/chartex" xmlns:cx4="http://schemas.microsoft.com/office/drawing/2016/5/10/chartex" xmlns:cx5="http://schemas.microsoft.com/office/drawing/2016/5/11/chartex" xmlns:cx6="http://schemas.microsoft.com/office/drawing/2016/5/12/chartex" xmlns:cx7="http://schemas.microsoft.com/office/drawing/2016/5/13/chartex" xmlns:cx8="http://schemas.microsoft.com/office/drawing/2016/5/14/chartex" xmlns:mc="http://schemas.openxmlformats.org/markup-compatibility/2006" xmlns:aink="http://schemas.microsoft.com/office/drawing/2016/ink" xmlns:am3d="http://schemas.microsoft.com/office/drawing/2017/model3d" xmlns:o="urn:schemas-microsoft-com:office:office" xmlns:oel="http://schemas.microsoft.com/office/2019/extlst" xmlns:r="http://schemas.openxmlformats.org/officeDocument/2006/relationships" xmlns:m="http://schemas.openxmlformats.org/officeDocument/2006/math" xmlns:v="urn:schemas-microsoft-com:vml" xmlns:wp14="http://schemas.microsoft.com/office/word/2010/wordprocessingDrawing" xmlns:wp="http://schemas.openxmlformats.org/drawingml/2006/wordprocessingDrawing" xmlns:w10="urn:schemas-microsoft-com:office:word" xmlns:w="http://schemas.openxmlformats.org/wordprocessingml/2006/main" xmlns:w14="http://schemas.microsoft.com/office/word/2010/wordml" xmlns:w15="http://schemas.microsoft.com/office/word/2012/wordml" xmlns:w16cex="http://schemas.microsoft.com/office/word/2018/wordml/cex" xmlns:w16cid="http://schemas.microsoft.com/office/word/2016/wordml/cid" xmlns:w16="http://schemas.microsoft.com/office/word/2018/wordml" xmlns:w16du="http://schemas.microsoft.com/office/word/2023/wordml/word16du" xmlns:w16sdtdh="http://schemas.microsoft.com/office/word/2020/wordml/sdtdatahash" xmlns:w16sdtfl="http://schemas.microsoft.com/office/word/2024/wordml/sdtformatlock" xmlns:w16se="http://schemas.microsoft.com/office/word/2015/wordml/symex" xmlns:wpg="http://schemas.microsoft.com/office/word/2010/wordprocessingGroup" xmlns:wpi="http://schemas.microsoft.com/office/word/2010/wordprocessingInk" xmlns:wne="http://schemas.microsoft.com/office/word/2006/wordml" xmlns:wps="http://schemas.microsoft.com/office/word/2010/wordprocessingShape" mc:Ignorable="w14 w15 w16se w16cid w16 w16cex w16sdtdh w16sdtfl w16du wp14">
   <w:p>
     <w:pPr>
       <w:pStyle w:val="Footer"/>
@@ -10187,7 +9391,7 @@
 </file>
 
 <file path=word/footnotes.xml><?xml version="1.0" encoding="utf-8"?>
-<w:footnotes xmlns:wpc="http://schemas.microsoft.com/office/word/2010/wordprocessingCanvas" xmlns:cx="http://schemas.microsoft.com/office/drawing/2014/chartex" xmlns:cx1="http://schemas.microsoft.com/office/drawing/2015/9/8/chartex" xmlns:cx2="http://schemas.microsoft.com/office/drawing/2015/10/21/chartex" xmlns:cx3="http://schemas.microsoft.com/office/drawing/2016/5/9/chartex" xmlns:cx4="http://schemas.microsoft.com/office/drawing/2016/5/10/chartex" xmlns:cx5="http://schemas.microsoft.com/office/drawing/2016/5/11/chartex" xmlns:cx6="http://schemas.microsoft.com/office/drawing/2016/5/12/chartex" xmlns:cx7="http://schemas.microsoft.com/office/drawing/2016/5/13/chartex" xmlns:cx8="http://schemas.microsoft.com/office/drawing/2016/5/14/chartex" xmlns:mc="http://schemas.openxmlformats.org/markup-compatibility/2006" xmlns:aink="http://schemas.microsoft.com/office/drawing/2016/ink" xmlns:am3d="http://schemas.microsoft.com/office/drawing/2017/model3d" xmlns:o="urn:schemas-microsoft-com:office:office" xmlns:oel="http://schemas.microsoft.com/office/2019/extlst" xmlns:r="http://schemas.openxmlformats.org/officeDocument/2006/relationships" xmlns:m="http://schemas.openxmlformats.org/officeDocument/2006/math" xmlns:v="urn:schemas-microsoft-com:vml" xmlns:wp14="http://schemas.microsoft.com/office/word/2010/wordprocessingDrawing" xmlns:wp="http://schemas.openxmlformats.org/drawingml/2006/wordprocessingDrawing" xmlns:w10="urn:schemas-microsoft-com:office:word" xmlns:w="http://schemas.openxmlformats.org/wordprocessingml/2006/main" xmlns:w14="http://schemas.microsoft.com/office/word/2010/wordml" xmlns:w15="http://schemas.microsoft.com/office/word/2012/wordml" xmlns:w16cei="http://schemas.microsoft.com/office/word/2026/wordml/cei" xmlns:w16cex="http://schemas.microsoft.com/office/word/2018/wordml/cex" xmlns:w16cid="http://schemas.microsoft.com/office/word/2016/wordml/cid" xmlns:w16="http://schemas.microsoft.com/office/word/2018/wordml" xmlns:w16du="http://schemas.microsoft.com/office/word/2023/wordml/word16du" xmlns:w16sdtdh="http://schemas.microsoft.com/office/word/2020/wordml/sdtdatahash" xmlns:w16sdtfl="http://schemas.microsoft.com/office/word/2024/wordml/sdtformatlock" xmlns:w16se="http://schemas.microsoft.com/office/word/2015/wordml/symex" xmlns:wpg="http://schemas.microsoft.com/office/word/2010/wordprocessingGroup" xmlns:wpi="http://schemas.microsoft.com/office/word/2010/wordprocessingInk" xmlns:wne="http://schemas.microsoft.com/office/word/2006/wordml" xmlns:wps="http://schemas.microsoft.com/office/word/2010/wordprocessingShape" mc:Ignorable="w14 w15 w16se w16cid w16 w16cex w16sdtdh w16sdtfl w16du wp14">
+<w:footnotes xmlns:wpc="http://schemas.microsoft.com/office/word/2010/wordprocessingCanvas" xmlns:cx="http://schemas.microsoft.com/office/drawing/2014/chartex" xmlns:cx1="http://schemas.microsoft.com/office/drawing/2015/9/8/chartex" xmlns:cx2="http://schemas.microsoft.com/office/drawing/2015/10/21/chartex" xmlns:cx3="http://schemas.microsoft.com/office/drawing/2016/5/9/chartex" xmlns:cx4="http://schemas.microsoft.com/office/drawing/2016/5/10/chartex" xmlns:cx5="http://schemas.microsoft.com/office/drawing/2016/5/11/chartex" xmlns:cx6="http://schemas.microsoft.com/office/drawing/2016/5/12/chartex" xmlns:cx7="http://schemas.microsoft.com/office/drawing/2016/5/13/chartex" xmlns:cx8="http://schemas.microsoft.com/office/drawing/2016/5/14/chartex" xmlns:mc="http://schemas.openxmlformats.org/markup-compatibility/2006" xmlns:aink="http://schemas.microsoft.com/office/drawing/2016/ink" xmlns:am3d="http://schemas.microsoft.com/office/drawing/2017/model3d" xmlns:o="urn:schemas-microsoft-com:office:office" xmlns:oel="http://schemas.microsoft.com/office/2019/extlst" xmlns:r="http://schemas.openxmlformats.org/officeDocument/2006/relationships" xmlns:m="http://schemas.openxmlformats.org/officeDocument/2006/math" xmlns:v="urn:schemas-microsoft-com:vml" xmlns:wp14="http://schemas.microsoft.com/office/word/2010/wordprocessingDrawing" xmlns:wp="http://schemas.openxmlformats.org/drawingml/2006/wordprocessingDrawing" xmlns:w10="urn:schemas-microsoft-com:office:word" xmlns:w="http://schemas.openxmlformats.org/wordprocessingml/2006/main" xmlns:w14="http://schemas.microsoft.com/office/word/2010/wordml" xmlns:w15="http://schemas.microsoft.com/office/word/2012/wordml" xmlns:w16cex="http://schemas.microsoft.com/office/word/2018/wordml/cex" xmlns:w16cid="http://schemas.microsoft.com/office/word/2016/wordml/cid" xmlns:w16="http://schemas.microsoft.com/office/word/2018/wordml" xmlns:w16du="http://schemas.microsoft.com/office/word/2023/wordml/word16du" xmlns:w16sdtdh="http://schemas.microsoft.com/office/word/2020/wordml/sdtdatahash" xmlns:w16sdtfl="http://schemas.microsoft.com/office/word/2024/wordml/sdtformatlock" xmlns:w16se="http://schemas.microsoft.com/office/word/2015/wordml/symex" xmlns:wpg="http://schemas.microsoft.com/office/word/2010/wordprocessingGroup" xmlns:wpi="http://schemas.microsoft.com/office/word/2010/wordprocessingInk" xmlns:wne="http://schemas.microsoft.com/office/word/2006/wordml" xmlns:wps="http://schemas.microsoft.com/office/word/2010/wordprocessingShape" mc:Ignorable="w14 w15 w16se w16cid w16 w16cex w16sdtdh w16sdtfl w16du wp14">
   <w:footnote w:type="separator" w:id="-1">
     <w:p>
       <w:r>
@@ -10206,7 +9410,7 @@
 </file>
 
 <file path=word/header1.xml><?xml version="1.0" encoding="utf-8"?>
-<w:hdr xmlns:wpc="http://schemas.microsoft.com/office/word/2010/wordprocessingCanvas" xmlns:cx="http://schemas.microsoft.com/office/drawing/2014/chartex" xmlns:cx1="http://schemas.microsoft.com/office/drawing/2015/9/8/chartex" xmlns:cx2="http://schemas.microsoft.com/office/drawing/2015/10/21/chartex" xmlns:cx3="http://schemas.microsoft.com/office/drawing/2016/5/9/chartex" xmlns:cx4="http://schemas.microsoft.com/office/drawing/2016/5/10/chartex" xmlns:cx5="http://schemas.microsoft.com/office/drawing/2016/5/11/chartex" xmlns:cx6="http://schemas.microsoft.com/office/drawing/2016/5/12/chartex" xmlns:cx7="http://schemas.microsoft.com/office/drawing/2016/5/13/chartex" xmlns:cx8="http://schemas.microsoft.com/office/drawing/2016/5/14/chartex" xmlns:mc="http://schemas.openxmlformats.org/markup-compatibility/2006" xmlns:aink="http://schemas.microsoft.com/office/drawing/2016/ink" xmlns:am3d="http://schemas.microsoft.com/office/drawing/2017/model3d" xmlns:o="urn:schemas-microsoft-com:office:office" xmlns:oel="http://schemas.microsoft.com/office/2019/extlst" xmlns:r="http://schemas.openxmlformats.org/officeDocument/2006/relationships" xmlns:m="http://schemas.openxmlformats.org/officeDocument/2006/math" xmlns:v="urn:schemas-microsoft-com:vml" xmlns:wp14="http://schemas.microsoft.com/office/word/2010/wordprocessingDrawing" xmlns:wp="http://schemas.openxmlformats.org/drawingml/2006/wordprocessingDrawing" xmlns:w10="urn:schemas-microsoft-com:office:word" xmlns:w="http://schemas.openxmlformats.org/wordprocessingml/2006/main" xmlns:w14="http://schemas.microsoft.com/office/word/2010/wordml" xmlns:w15="http://schemas.microsoft.com/office/word/2012/wordml" xmlns:w16cei="http://schemas.microsoft.com/office/word/2026/wordml/cei" xmlns:w16cex="http://schemas.microsoft.com/office/word/2018/wordml/cex" xmlns:w16cid="http://schemas.microsoft.com/office/word/2016/wordml/cid" xmlns:w16="http://schemas.microsoft.com/office/word/2018/wordml" xmlns:w16du="http://schemas.microsoft.com/office/word/2023/wordml/word16du" xmlns:w16sdtdh="http://schemas.microsoft.com/office/word/2020/wordml/sdtdatahash" xmlns:w16sdtfl="http://schemas.microsoft.com/office/word/2024/wordml/sdtformatlock" xmlns:w16se="http://schemas.microsoft.com/office/word/2015/wordml/symex" xmlns:wpg="http://schemas.microsoft.com/office/word/2010/wordprocessingGroup" xmlns:wpi="http://schemas.microsoft.com/office/word/2010/wordprocessingInk" xmlns:wne="http://schemas.microsoft.com/office/word/2006/wordml" xmlns:wps="http://schemas.microsoft.com/office/word/2010/wordprocessingShape" mc:Ignorable="w14 w15 w16se w16cid w16 w16cex w16sdtdh w16sdtfl w16du wp14">
+<w:hdr xmlns:wpc="http://schemas.microsoft.com/office/word/2010/wordprocessingCanvas" xmlns:cx="http://schemas.microsoft.com/office/drawing/2014/chartex" xmlns:cx1="http://schemas.microsoft.com/office/drawing/2015/9/8/chartex" xmlns:cx2="http://schemas.microsoft.com/office/drawing/2015/10/21/chartex" xmlns:cx3="http://schemas.microsoft.com/office/drawing/2016/5/9/chartex" xmlns:cx4="http://schemas.microsoft.com/office/drawing/2016/5/10/chartex" xmlns:cx5="http://schemas.microsoft.com/office/drawing/2016/5/11/chartex" xmlns:cx6="http://schemas.microsoft.com/office/drawing/2016/5/12/chartex" xmlns:cx7="http://schemas.microsoft.com/office/drawing/2016/5/13/chartex" xmlns:cx8="http://schemas.microsoft.com/office/drawing/2016/5/14/chartex" xmlns:mc="http://schemas.openxmlformats.org/markup-compatibility/2006" xmlns:aink="http://schemas.microsoft.com/office/drawing/2016/ink" xmlns:am3d="http://schemas.microsoft.com/office/drawing/2017/model3d" xmlns:o="urn:schemas-microsoft-com:office:office" xmlns:oel="http://schemas.microsoft.com/office/2019/extlst" xmlns:r="http://schemas.openxmlformats.org/officeDocument/2006/relationships" xmlns:m="http://schemas.openxmlformats.org/officeDocument/2006/math" xmlns:v="urn:schemas-microsoft-com:vml" xmlns:wp14="http://schemas.microsoft.com/office/word/2010/wordprocessingDrawing" xmlns:wp="http://schemas.openxmlformats.org/drawingml/2006/wordprocessingDrawing" xmlns:w10="urn:schemas-microsoft-com:office:word" xmlns:w="http://schemas.openxmlformats.org/wordprocessingml/2006/main" xmlns:w14="http://schemas.microsoft.com/office/word/2010/wordml" xmlns:w15="http://schemas.microsoft.com/office/word/2012/wordml" xmlns:w16cex="http://schemas.microsoft.com/office/word/2018/wordml/cex" xmlns:w16cid="http://schemas.microsoft.com/office/word/2016/wordml/cid" xmlns:w16="http://schemas.microsoft.com/office/word/2018/wordml" xmlns:w16du="http://schemas.microsoft.com/office/word/2023/wordml/word16du" xmlns:w16sdtdh="http://schemas.microsoft.com/office/word/2020/wordml/sdtdatahash" xmlns:w16sdtfl="http://schemas.microsoft.com/office/word/2024/wordml/sdtformatlock" xmlns:w16se="http://schemas.microsoft.com/office/word/2015/wordml/symex" xmlns:wpg="http://schemas.microsoft.com/office/word/2010/wordprocessingGroup" xmlns:wpi="http://schemas.microsoft.com/office/word/2010/wordprocessingInk" xmlns:wne="http://schemas.microsoft.com/office/word/2006/wordml" xmlns:wps="http://schemas.microsoft.com/office/word/2010/wordprocessingShape" mc:Ignorable="w14 w15 w16se w16cid w16 w16cex w16sdtdh w16sdtfl w16du wp14">
   <w:p>
     <w:pPr>
       <w:pStyle w:val="Header"/>
@@ -10284,7 +9488,7 @@
 </file>
 
 <file path=word/numbering.xml><?xml version="1.0" encoding="utf-8"?>
-<w:numbering xmlns:wpc="http://schemas.microsoft.com/office/word/2010/wordprocessingCanvas" xmlns:cx="http://schemas.microsoft.com/office/drawing/2014/chartex" xmlns:cx1="http://schemas.microsoft.com/office/drawing/2015/9/8/chartex" xmlns:cx2="http://schemas.microsoft.com/office/drawing/2015/10/21/chartex" xmlns:cx3="http://schemas.microsoft.com/office/drawing/2016/5/9/chartex" xmlns:cx4="http://schemas.microsoft.com/office/drawing/2016/5/10/chartex" xmlns:cx5="http://schemas.microsoft.com/office/drawing/2016/5/11/chartex" xmlns:cx6="http://schemas.microsoft.com/office/drawing/2016/5/12/chartex" xmlns:cx7="http://schemas.microsoft.com/office/drawing/2016/5/13/chartex" xmlns:cx8="http://schemas.microsoft.com/office/drawing/2016/5/14/chartex" xmlns:mc="http://schemas.openxmlformats.org/markup-compatibility/2006" xmlns:aink="http://schemas.microsoft.com/office/drawing/2016/ink" xmlns:am3d="http://schemas.microsoft.com/office/drawing/2017/model3d" xmlns:o="urn:schemas-microsoft-com:office:office" xmlns:oel="http://schemas.microsoft.com/office/2019/extlst" xmlns:r="http://schemas.openxmlformats.org/officeDocument/2006/relationships" xmlns:m="http://schemas.openxmlformats.org/officeDocument/2006/math" xmlns:v="urn:schemas-microsoft-com:vml" xmlns:wp14="http://schemas.microsoft.com/office/word/2010/wordprocessingDrawing" xmlns:wp="http://schemas.openxmlformats.org/drawingml/2006/wordprocessingDrawing" xmlns:w10="urn:schemas-microsoft-com:office:word" xmlns:w="http://schemas.openxmlformats.org/wordprocessingml/2006/main" xmlns:w14="http://schemas.microsoft.com/office/word/2010/wordml" xmlns:w15="http://schemas.microsoft.com/office/word/2012/wordml" xmlns:w16cei="http://schemas.microsoft.com/office/word/2026/wordml/cei" xmlns:w16cex="http://schemas.microsoft.com/office/word/2018/wordml/cex" xmlns:w16cid="http://schemas.microsoft.com/office/word/2016/wordml/cid" xmlns:w16="http://schemas.microsoft.com/office/word/2018/wordml" xmlns:w16du="http://schemas.microsoft.com/office/word/2023/wordml/word16du" xmlns:w16sdtdh="http://schemas.microsoft.com/office/word/2020/wordml/sdtdatahash" xmlns:w16sdtfl="http://schemas.microsoft.com/office/word/2024/wordml/sdtformatlock" xmlns:w16se="http://schemas.microsoft.com/office/word/2015/wordml/symex" xmlns:wpg="http://schemas.microsoft.com/office/word/2010/wordprocessingGroup" xmlns:wpi="http://schemas.microsoft.com/office/word/2010/wordprocessingInk" xmlns:wne="http://schemas.microsoft.com/office/word/2006/wordml" xmlns:wps="http://schemas.microsoft.com/office/word/2010/wordprocessingShape" mc:Ignorable="w14 w15 w16se w16cid w16 w16cex w16sdtdh w16sdtfl w16du wp14">
+<w:numbering xmlns:wpc="http://schemas.microsoft.com/office/word/2010/wordprocessingCanvas" xmlns:cx="http://schemas.microsoft.com/office/drawing/2014/chartex" xmlns:cx1="http://schemas.microsoft.com/office/drawing/2015/9/8/chartex" xmlns:cx2="http://schemas.microsoft.com/office/drawing/2015/10/21/chartex" xmlns:cx3="http://schemas.microsoft.com/office/drawing/2016/5/9/chartex" xmlns:cx4="http://schemas.microsoft.com/office/drawing/2016/5/10/chartex" xmlns:cx5="http://schemas.microsoft.com/office/drawing/2016/5/11/chartex" xmlns:cx6="http://schemas.microsoft.com/office/drawing/2016/5/12/chartex" xmlns:cx7="http://schemas.microsoft.com/office/drawing/2016/5/13/chartex" xmlns:cx8="http://schemas.microsoft.com/office/drawing/2016/5/14/chartex" xmlns:mc="http://schemas.openxmlformats.org/markup-compatibility/2006" xmlns:aink="http://schemas.microsoft.com/office/drawing/2016/ink" xmlns:am3d="http://schemas.microsoft.com/office/drawing/2017/model3d" xmlns:o="urn:schemas-microsoft-com:office:office" xmlns:oel="http://schemas.microsoft.com/office/2019/extlst" xmlns:r="http://schemas.openxmlformats.org/officeDocument/2006/relationships" xmlns:m="http://schemas.openxmlformats.org/officeDocument/2006/math" xmlns:v="urn:schemas-microsoft-com:vml" xmlns:wp14="http://schemas.microsoft.com/office/word/2010/wordprocessingDrawing" xmlns:wp="http://schemas.openxmlformats.org/drawingml/2006/wordprocessingDrawing" xmlns:w10="urn:schemas-microsoft-com:office:word" xmlns:w="http://schemas.openxmlformats.org/wordprocessingml/2006/main" xmlns:w14="http://schemas.microsoft.com/office/word/2010/wordml" xmlns:w15="http://schemas.microsoft.com/office/word/2012/wordml" xmlns:w16cex="http://schemas.microsoft.com/office/word/2018/wordml/cex" xmlns:w16cid="http://schemas.microsoft.com/office/word/2016/wordml/cid" xmlns:w16="http://schemas.microsoft.com/office/word/2018/wordml" xmlns:w16du="http://schemas.microsoft.com/office/word/2023/wordml/word16du" xmlns:w16sdtdh="http://schemas.microsoft.com/office/word/2020/wordml/sdtdatahash" xmlns:w16sdtfl="http://schemas.microsoft.com/office/word/2024/wordml/sdtformatlock" xmlns:w16se="http://schemas.microsoft.com/office/word/2015/wordml/symex" xmlns:wpg="http://schemas.microsoft.com/office/word/2010/wordprocessingGroup" xmlns:wpi="http://schemas.microsoft.com/office/word/2010/wordprocessingInk" xmlns:wne="http://schemas.microsoft.com/office/word/2006/wordml" xmlns:wps="http://schemas.microsoft.com/office/word/2010/wordprocessingShape" mc:Ignorable="w14 w15 w16se w16cid w16 w16cex w16sdtdh w16sdtfl w16du wp14">
   <w:abstractNum w:abstractNumId="0" w15:restartNumberingAfterBreak="0">
     <w:nsid w:val="13BE1D5E"/>
     <w:multiLevelType w:val="hybridMultilevel"/>
